--- a/docs/Danny-cv 110424.docx
+++ b/docs/Danny-cv 110424.docx
@@ -1,6 +1,6 @@
 
 <file path=word/document.xml><?xml version="1.0" encoding="utf-8"?>
-<w:document xmlns:wpc="http://schemas.microsoft.com/office/word/2010/wordprocessingCanvas" xmlns:cx="http://schemas.microsoft.com/office/drawing/2014/chartex" xmlns:cx1="http://schemas.microsoft.com/office/drawing/2015/9/8/chartex" xmlns:cx2="http://schemas.microsoft.com/office/drawing/2015/10/21/chartex" xmlns:cx3="http://schemas.microsoft.com/office/drawing/2016/5/9/chartex" xmlns:cx4="http://schemas.microsoft.com/office/drawing/2016/5/10/chartex" xmlns:cx5="http://schemas.microsoft.com/office/drawing/2016/5/11/chartex" xmlns:cx6="http://schemas.microsoft.com/office/drawing/2016/5/12/chartex" xmlns:cx7="http://schemas.microsoft.com/office/drawing/2016/5/13/chartex" xmlns:cx8="http://schemas.microsoft.com/office/drawing/2016/5/14/chartex" xmlns:mc="http://schemas.openxmlformats.org/markup-compatibility/2006" xmlns:aink="http://schemas.microsoft.com/office/drawing/2016/ink" xmlns:am3d="http://schemas.microsoft.com/office/drawing/2017/model3d" xmlns:o="urn:schemas-microsoft-com:office:office" xmlns:r="http://schemas.openxmlformats.org/officeDocument/2006/relationships" xmlns:m="http://schemas.openxmlformats.org/officeDocument/2006/math" xmlns:v="urn:schemas-microsoft-com:vml" xmlns:wp14="http://schemas.microsoft.com/office/word/2010/wordprocessingDrawing" xmlns:wp="http://schemas.openxmlformats.org/drawingml/2006/wordprocessingDrawing" xmlns:w10="urn:schemas-microsoft-com:office:word" xmlns:w="http://schemas.openxmlformats.org/wordprocessingml/2006/main" xmlns:w14="http://schemas.microsoft.com/office/word/2010/wordml" xmlns:w15="http://schemas.microsoft.com/office/word/2012/wordml" xmlns:w16cex="http://schemas.microsoft.com/office/word/2018/wordml/cex" xmlns:w16cid="http://schemas.microsoft.com/office/word/2016/wordml/cid" xmlns:w16="http://schemas.microsoft.com/office/word/2018/wordml" xmlns:w16sdtdh="http://schemas.microsoft.com/office/word/2020/wordml/sdtdatahash" xmlns:w16se="http://schemas.microsoft.com/office/word/2015/wordml/symex" xmlns:wpg="http://schemas.microsoft.com/office/word/2010/wordprocessingGroup" xmlns:wpi="http://schemas.microsoft.com/office/word/2010/wordprocessingInk" xmlns:wne="http://schemas.microsoft.com/office/word/2006/wordml" xmlns:wps="http://schemas.microsoft.com/office/word/2010/wordprocessingShape" mc:Ignorable="w14 w15 w16se w16cid w16 w16cex w16sdtdh wp14">
+<w:document xmlns:wpc="http://schemas.microsoft.com/office/word/2010/wordprocessingCanvas" xmlns:cx="http://schemas.microsoft.com/office/drawing/2014/chartex" xmlns:cx1="http://schemas.microsoft.com/office/drawing/2015/9/8/chartex" xmlns:cx2="http://schemas.microsoft.com/office/drawing/2015/10/21/chartex" xmlns:cx3="http://schemas.microsoft.com/office/drawing/2016/5/9/chartex" xmlns:cx4="http://schemas.microsoft.com/office/drawing/2016/5/10/chartex" xmlns:cx5="http://schemas.microsoft.com/office/drawing/2016/5/11/chartex" xmlns:cx6="http://schemas.microsoft.com/office/drawing/2016/5/12/chartex" xmlns:cx7="http://schemas.microsoft.com/office/drawing/2016/5/13/chartex" xmlns:cx8="http://schemas.microsoft.com/office/drawing/2016/5/14/chartex" xmlns:mc="http://schemas.openxmlformats.org/markup-compatibility/2006" xmlns:aink="http://schemas.microsoft.com/office/drawing/2016/ink" xmlns:am3d="http://schemas.microsoft.com/office/drawing/2017/model3d" xmlns:o="urn:schemas-microsoft-com:office:office" xmlns:oel="http://schemas.microsoft.com/office/2019/extlst" xmlns:r="http://schemas.openxmlformats.org/officeDocument/2006/relationships" xmlns:m="http://schemas.openxmlformats.org/officeDocument/2006/math" xmlns:v="urn:schemas-microsoft-com:vml" xmlns:wp14="http://schemas.microsoft.com/office/word/2010/wordprocessingDrawing" xmlns:wp="http://schemas.openxmlformats.org/drawingml/2006/wordprocessingDrawing" xmlns:w10="urn:schemas-microsoft-com:office:word" xmlns:w="http://schemas.openxmlformats.org/wordprocessingml/2006/main" xmlns:w14="http://schemas.microsoft.com/office/word/2010/wordml" xmlns:w15="http://schemas.microsoft.com/office/word/2012/wordml" xmlns:w16cex="http://schemas.microsoft.com/office/word/2018/wordml/cex" xmlns:w16cid="http://schemas.microsoft.com/office/word/2016/wordml/cid" xmlns:w16="http://schemas.microsoft.com/office/word/2018/wordml" xmlns:w16du="http://schemas.microsoft.com/office/word/2023/wordml/word16du" xmlns:w16sdtdh="http://schemas.microsoft.com/office/word/2020/wordml/sdtdatahash" xmlns:w16sdtfl="http://schemas.microsoft.com/office/word/2024/wordml/sdtformatlock" xmlns:w16se="http://schemas.microsoft.com/office/word/2015/wordml/symex" xmlns:wpg="http://schemas.microsoft.com/office/word/2010/wordprocessingGroup" xmlns:wpi="http://schemas.microsoft.com/office/word/2010/wordprocessingInk" xmlns:wne="http://schemas.microsoft.com/office/word/2006/wordml" xmlns:wps="http://schemas.microsoft.com/office/word/2010/wordprocessingShape" mc:Ignorable="w14 w15 w16se w16cid w16 w16cex w16sdtdh w16sdtfl w16du wp14">
   <w:body>
     <w:p>
       <w:pPr>
@@ -10,13 +10,7 @@
         <w:rPr>
           <w:rStyle w:val="normaltextrun"/>
         </w:rPr>
-        <w:t>Mobile</w:t>
-      </w:r>
-      <w:r>
-        <w:rPr>
-          <w:rStyle w:val="normaltextrun"/>
-        </w:rPr>
-        <w:t>: +353 (087) 954 1762</w:t>
+        <w:t>Mobile: +353 (087) 954 1762</w:t>
       </w:r>
       <w:r>
         <w:rPr>
@@ -37,19 +31,7 @@
         <w:rPr>
           <w:rStyle w:val="normaltextrun"/>
         </w:rPr>
-        <w:t>E</w:t>
-      </w:r>
-      <w:r>
-        <w:rPr>
-          <w:rStyle w:val="normaltextrun"/>
-        </w:rPr>
-        <w:t>mail</w:t>
-      </w:r>
-      <w:r>
-        <w:rPr>
-          <w:rStyle w:val="normaltextrun"/>
-        </w:rPr>
-        <w:t xml:space="preserve">: </w:t>
+        <w:t xml:space="preserve">Email: </w:t>
       </w:r>
       <w:r>
         <w:rPr>
@@ -84,9 +66,6 @@
     <w:p>
       <w:pPr>
         <w:pStyle w:val="ContactInfo"/>
-        <w:rPr>
-          <w:lang w:val="en-IE"/>
-        </w:rPr>
       </w:pPr>
       <w:r>
         <w:rPr>
@@ -106,10 +85,25 @@
       <w:hyperlink r:id="rId8" w:history="1">
         <w:r>
           <w:rPr>
-            <w:rStyle w:val="Emphasis"/>
-            <w:lang w:val="en-IE"/>
+            <w:rStyle w:val="Hyperlink"/>
           </w:rPr>
-          <w:t>https://github.com/Danny-delaney/portfolio.git</w:t>
+          <w:t>https://danny-delaney.github.io/portfolio/</w:t>
+        </w:r>
+      </w:hyperlink>
+    </w:p>
+    <w:p>
+      <w:pPr>
+        <w:pStyle w:val="ContactInfo"/>
+      </w:pPr>
+      <w:r>
+        <w:t xml:space="preserve">LinkedIn: </w:t>
+      </w:r>
+      <w:hyperlink r:id="rId9" w:history="1">
+        <w:r>
+          <w:rPr>
+            <w:rStyle w:val="Hyperlink"/>
+          </w:rPr>
+          <w:t>https://www.linkedin.com/in/danny-delaney-525714344</w:t>
         </w:r>
       </w:hyperlink>
     </w:p>
@@ -123,9 +117,9 @@
         <w:tblDescription w:val="Resume"/>
       </w:tblPr>
       <w:tblGrid>
-        <w:gridCol w:w="1785"/>
-        <w:gridCol w:w="474"/>
-        <w:gridCol w:w="7863"/>
+        <w:gridCol w:w="2168"/>
+        <w:gridCol w:w="377"/>
+        <w:gridCol w:w="6854"/>
       </w:tblGrid>
       <w:tr>
         <w:trPr>
@@ -140,7 +134,6 @@
             <w:pPr>
               <w:pStyle w:val="Heading1"/>
               <w:jc w:val="left"/>
-              <w:outlineLvl w:val="0"/>
               <w:rPr>
                 <w:rFonts w:ascii="Arial" w:hAnsi="Arial" w:cs="Arial"/>
                 <w:lang w:val="en-IE"/>
@@ -187,15 +180,37 @@
                 <w:rFonts w:ascii="Arial" w:hAnsi="Arial" w:cs="Arial"/>
                 <w:lang w:val="en-IE"/>
               </w:rPr>
-              <w:t>I am i</w:t>
+              <w:t xml:space="preserve">I </w:t>
             </w:r>
             <w:r>
               <w:rPr>
                 <w:rFonts w:ascii="Arial" w:hAnsi="Arial" w:cs="Arial"/>
                 <w:lang w:val="en-IE"/>
               </w:rPr>
-              <w:t xml:space="preserve">n the middle of a </w:t>
+              <w:t>have graduated</w:t>
             </w:r>
+            <w:r>
+              <w:rPr>
+                <w:rFonts w:ascii="Arial" w:hAnsi="Arial" w:cs="Arial"/>
+                <w:lang w:val="en-IE"/>
+              </w:rPr>
+              <w:t xml:space="preserve"> </w:t>
+            </w:r>
+            <w:r>
+              <w:rPr>
+                <w:rFonts w:ascii="Arial" w:hAnsi="Arial" w:cs="Arial"/>
+                <w:lang w:val="en-IE"/>
+              </w:rPr>
+              <w:t xml:space="preserve">with </w:t>
+            </w:r>
+            <w:r>
+              <w:rPr>
+                <w:rFonts w:ascii="Arial" w:hAnsi="Arial" w:cs="Arial"/>
+                <w:lang w:val="en-IE"/>
+              </w:rPr>
+              <w:t xml:space="preserve">a </w:t>
+            </w:r>
+            <w:proofErr w:type="gramStart"/>
             <w:r>
               <w:rPr>
                 <w:rFonts w:ascii="Arial" w:hAnsi="Arial" w:cs="Arial"/>
@@ -250,7 +265,22 @@
                 <w:rFonts w:ascii="Arial" w:hAnsi="Arial" w:cs="Arial"/>
                 <w:lang w:val="en-IE"/>
               </w:rPr>
-              <w:t xml:space="preserve">evelopment with a focus on </w:t>
+              <w:t>evelopment</w:t>
+            </w:r>
+            <w:proofErr w:type="gramEnd"/>
+            <w:r>
+              <w:rPr>
+                <w:rFonts w:ascii="Arial" w:hAnsi="Arial" w:cs="Arial"/>
+                <w:lang w:val="en-IE"/>
+              </w:rPr>
+              <w:t xml:space="preserve"> (Honors)</w:t>
+            </w:r>
+            <w:r>
+              <w:rPr>
+                <w:rFonts w:ascii="Arial" w:hAnsi="Arial" w:cs="Arial"/>
+                <w:lang w:val="en-IE"/>
+              </w:rPr>
+              <w:t xml:space="preserve"> with a focus on </w:t>
             </w:r>
             <w:r>
               <w:rPr>
@@ -292,7 +322,35 @@
                 <w:rFonts w:ascii="Arial" w:hAnsi="Arial" w:cs="Arial"/>
                 <w:lang w:val="en-IE"/>
               </w:rPr>
-              <w:t xml:space="preserve">four years of Summer Work in a variety of different jobs such as workshops, offices and retail. Strengths include adaptability, problem </w:t>
+              <w:t xml:space="preserve">four years of </w:t>
+            </w:r>
+            <w:r>
+              <w:rPr>
+                <w:rFonts w:ascii="Arial" w:hAnsi="Arial" w:cs="Arial"/>
+                <w:lang w:val="en-IE"/>
+              </w:rPr>
+              <w:t>w</w:t>
+            </w:r>
+            <w:r>
+              <w:rPr>
+                <w:rFonts w:ascii="Arial" w:hAnsi="Arial" w:cs="Arial"/>
+                <w:lang w:val="en-IE"/>
+              </w:rPr>
+              <w:t>ork</w:t>
+            </w:r>
+            <w:r>
+              <w:rPr>
+                <w:rFonts w:ascii="Arial" w:hAnsi="Arial" w:cs="Arial"/>
+                <w:lang w:val="en-IE"/>
+              </w:rPr>
+              <w:t xml:space="preserve"> experience</w:t>
+            </w:r>
+            <w:r>
+              <w:rPr>
+                <w:rFonts w:ascii="Arial" w:hAnsi="Arial" w:cs="Arial"/>
+                <w:lang w:val="en-IE"/>
+              </w:rPr>
+              <w:t xml:space="preserve"> in a variety of different jobs such as workshops, offices and retail. Strengths include adaptability, problem </w:t>
             </w:r>
             <w:r>
               <w:rPr>
@@ -337,7 +395,6 @@
             <w:pPr>
               <w:pStyle w:val="Heading1"/>
               <w:jc w:val="left"/>
-              <w:outlineLvl w:val="0"/>
               <w:rPr>
                 <w:rFonts w:ascii="Arial" w:hAnsi="Arial" w:cs="Arial"/>
                 <w:lang w:val="en-IE"/>
@@ -384,7 +441,6 @@
               <w:id w:val="970869414"/>
               <w15:repeatingSection/>
             </w:sdtPr>
-            <w:sdtEndPr/>
             <w:sdtContent>
               <w:sdt>
                 <w:sdtPr>
@@ -403,12 +459,10 @@
                   </w:placeholder>
                   <w15:repeatingSectionItem/>
                 </w:sdtPr>
-                <w:sdtEndPr/>
                 <w:sdtContent>
                   <w:p>
                     <w:pPr>
                       <w:pStyle w:val="Heading2"/>
-                      <w:outlineLvl w:val="1"/>
                       <w:cnfStyle w:val="000000000000" w:firstRow="0" w:lastRow="0" w:firstColumn="0" w:lastColumn="0" w:oddVBand="0" w:evenVBand="0" w:oddHBand="0" w:evenHBand="0" w:firstRowFirstColumn="0" w:firstRowLastColumn="0" w:lastRowFirstColumn="0" w:lastRowLastColumn="0"/>
                       <w:rPr>
                         <w:rFonts w:ascii="Arial" w:hAnsi="Arial" w:cs="Arial"/>
@@ -426,7 +480,6 @@
                   <w:p>
                     <w:pPr>
                       <w:pStyle w:val="Heading2"/>
-                      <w:outlineLvl w:val="1"/>
                       <w:cnfStyle w:val="000000000000" w:firstRow="0" w:lastRow="0" w:firstColumn="0" w:lastColumn="0" w:oddVBand="0" w:evenVBand="0" w:oddHBand="0" w:evenHBand="0" w:firstRowFirstColumn="0" w:firstRowLastColumn="0" w:lastRowFirstColumn="0" w:lastRowLastColumn="0"/>
                       <w:rPr>
                         <w:rFonts w:ascii="Arial" w:hAnsi="Arial" w:cs="Arial"/>
@@ -442,7 +495,34 @@
                         <w:bCs w:val="0"/>
                         <w:lang w:val="en-IE"/>
                       </w:rPr>
-                      <w:t>Sept 2022 - present</w:t>
+                      <w:t xml:space="preserve">Sept 2022 </w:t>
+                    </w:r>
+                    <w:r>
+                      <w:rPr>
+                        <w:rFonts w:ascii="Arial" w:hAnsi="Arial" w:cs="Arial"/>
+                        <w:b w:val="0"/>
+                        <w:bCs w:val="0"/>
+                        <w:lang w:val="en-IE"/>
+                      </w:rPr>
+                      <w:t>–</w:t>
+                    </w:r>
+                    <w:r>
+                      <w:rPr>
+                        <w:rFonts w:ascii="Arial" w:hAnsi="Arial" w:cs="Arial"/>
+                        <w:b w:val="0"/>
+                        <w:bCs w:val="0"/>
+                        <w:lang w:val="en-IE"/>
+                      </w:rPr>
+                      <w:t xml:space="preserve"> </w:t>
+                    </w:r>
+                    <w:r>
+                      <w:rPr>
+                        <w:rFonts w:ascii="Arial" w:hAnsi="Arial" w:cs="Arial"/>
+                        <w:b w:val="0"/>
+                        <w:bCs w:val="0"/>
+                        <w:lang w:val="en-IE"/>
+                      </w:rPr>
+                      <w:t>May 2026</w:t>
                     </w:r>
                   </w:p>
                   <w:p>
@@ -546,14 +626,7 @@
                         <w:rFonts w:ascii="Arial" w:hAnsi="Arial" w:cs="Arial"/>
                         <w:lang w:val="en-IE"/>
                       </w:rPr>
-                      <w:t xml:space="preserve">User Interface </w:t>
-                    </w:r>
-                    <w:r>
-                      <w:rPr>
-                        <w:rFonts w:ascii="Arial" w:hAnsi="Arial" w:cs="Arial"/>
-                        <w:lang w:val="en-IE"/>
-                      </w:rPr>
-                      <w:t>Programming</w:t>
+                      <w:t>AI Development and Cloud systems</w:t>
                     </w:r>
                     <w:r>
                       <w:rPr>
@@ -562,81 +635,12 @@
                       </w:rPr>
                       <w:t>.</w:t>
                     </w:r>
-                  </w:p>
-                  <w:p>
-                    <w:pPr>
-                      <w:pStyle w:val="ResumeText"/>
-                      <w:jc w:val="both"/>
-                      <w:cnfStyle w:val="000000000000" w:firstRow="0" w:lastRow="0" w:firstColumn="0" w:lastColumn="0" w:oddVBand="0" w:evenVBand="0" w:oddHBand="0" w:evenHBand="0" w:firstRowFirstColumn="0" w:firstRowLastColumn="0" w:lastRowFirstColumn="0" w:lastRowLastColumn="0"/>
-                      <w:rPr>
-                        <w:rFonts w:ascii="Arial" w:hAnsi="Arial" w:cs="Arial"/>
-                        <w:b/>
-                        <w:bCs/>
-                        <w:lang w:val="en-IE"/>
-                      </w:rPr>
-                    </w:pPr>
-                    <w:r>
-                      <w:rPr>
-                        <w:rFonts w:ascii="Arial" w:hAnsi="Arial" w:cs="Arial"/>
-                        <w:lang w:val="en-IE"/>
-                      </w:rPr>
-                      <w:t xml:space="preserve">I also attended </w:t>
-                    </w:r>
-                    <w:r>
-                      <w:rPr>
-                        <w:rFonts w:ascii="Arial" w:hAnsi="Arial" w:cs="Arial"/>
-                        <w:lang w:val="en-IE"/>
-                      </w:rPr>
-                      <w:t>Labs</w:t>
-                    </w:r>
-                    <w:r>
-                      <w:rPr>
-                        <w:rFonts w:ascii="Arial" w:hAnsi="Arial" w:cs="Arial"/>
-                        <w:lang w:val="en-IE"/>
-                      </w:rPr>
-                      <w:t xml:space="preserve"> (16 hours weekly)</w:t>
-                    </w:r>
-                    <w:r>
-                      <w:rPr>
-                        <w:rFonts w:ascii="Arial" w:hAnsi="Arial" w:cs="Arial"/>
-                        <w:lang w:val="en-IE"/>
-                      </w:rPr>
-                      <w:t xml:space="preserve"> in </w:t>
-                    </w:r>
-                    <w:r>
-                      <w:rPr>
-                        <w:rFonts w:ascii="Arial" w:hAnsi="Arial" w:cs="Arial"/>
-                        <w:lang w:val="en-IE"/>
-                      </w:rPr>
-                      <w:t xml:space="preserve">programming </w:t>
-                    </w:r>
-                    <w:r>
-                      <w:rPr>
-                        <w:rFonts w:ascii="Arial" w:hAnsi="Arial" w:cs="Arial"/>
-                        <w:lang w:val="en-IE"/>
-                      </w:rPr>
-                      <w:t>languages</w:t>
-                    </w:r>
-                    <w:r>
-                      <w:rPr>
-                        <w:rFonts w:ascii="Arial" w:hAnsi="Arial" w:cs="Arial"/>
-                        <w:lang w:val="en-IE"/>
-                      </w:rPr>
-                      <w:t xml:space="preserve"> including C++, JavaScript, C#, </w:t>
-                    </w:r>
-                    <w:r>
-                      <w:rPr>
-                        <w:rFonts w:ascii="Arial" w:hAnsi="Arial" w:cs="Arial"/>
-                        <w:lang w:val="en-IE"/>
-                      </w:rPr>
-                      <w:t>Assembly</w:t>
-                    </w:r>
-                    <w:r>
-                      <w:rPr>
-                        <w:rFonts w:ascii="Arial" w:hAnsi="Arial" w:cs="Arial"/>
-                        <w:lang w:val="en-IE"/>
-                      </w:rPr>
-                      <w:t xml:space="preserve"> and HTML.</w:t>
+                    <w:r>
+                      <w:rPr>
+                        <w:rFonts w:ascii="Arial" w:hAnsi="Arial" w:cs="Arial"/>
+                        <w:lang w:val="en-IE"/>
+                      </w:rPr>
+                      <w:t xml:space="preserve"> </w:t>
                     </w:r>
                   </w:p>
                 </w:sdtContent>
@@ -658,12 +662,10 @@
                   </w:placeholder>
                   <w15:repeatingSectionItem/>
                 </w:sdtPr>
-                <w:sdtEndPr/>
                 <w:sdtContent>
                   <w:p>
                     <w:pPr>
                       <w:pStyle w:val="Heading2"/>
-                      <w:outlineLvl w:val="1"/>
                       <w:cnfStyle w:val="000000000000" w:firstRow="0" w:lastRow="0" w:firstColumn="0" w:lastColumn="0" w:oddVBand="0" w:evenVBand="0" w:oddHBand="0" w:evenHBand="0" w:firstRowFirstColumn="0" w:firstRowLastColumn="0" w:lastRowFirstColumn="0" w:lastRowLastColumn="0"/>
                       <w:rPr>
                         <w:rFonts w:ascii="Arial" w:hAnsi="Arial" w:cs="Arial"/>
@@ -681,7 +683,6 @@
                   <w:p>
                     <w:pPr>
                       <w:pStyle w:val="Heading2"/>
-                      <w:outlineLvl w:val="1"/>
                       <w:cnfStyle w:val="000000000000" w:firstRow="0" w:lastRow="0" w:firstColumn="0" w:lastColumn="0" w:oddVBand="0" w:evenVBand="0" w:oddHBand="0" w:evenHBand="0" w:firstRowFirstColumn="0" w:firstRowLastColumn="0" w:lastRowFirstColumn="0" w:lastRowLastColumn="0"/>
                       <w:rPr>
                         <w:rFonts w:ascii="Arial" w:hAnsi="Arial" w:cs="Arial"/>
@@ -697,7 +698,34 @@
                         <w:bCs w:val="0"/>
                         <w:lang w:val="en-IE"/>
                       </w:rPr>
-                      <w:t>2023-Present</w:t>
+                      <w:t>2023</w:t>
+                    </w:r>
+                    <w:r>
+                      <w:rPr>
+                        <w:rFonts w:ascii="Arial" w:hAnsi="Arial" w:cs="Arial"/>
+                        <w:b w:val="0"/>
+                        <w:bCs w:val="0"/>
+                        <w:lang w:val="en-IE"/>
+                      </w:rPr>
+                      <w:t xml:space="preserve"> </w:t>
+                    </w:r>
+                    <w:r>
+                      <w:rPr>
+                        <w:rFonts w:ascii="Arial" w:hAnsi="Arial" w:cs="Arial"/>
+                        <w:b w:val="0"/>
+                        <w:bCs w:val="0"/>
+                        <w:lang w:val="en-IE"/>
+                      </w:rPr>
+                      <w:t>-</w:t>
+                    </w:r>
+                    <w:r>
+                      <w:rPr>
+                        <w:rFonts w:ascii="Arial" w:hAnsi="Arial" w:cs="Arial"/>
+                        <w:b w:val="0"/>
+                        <w:bCs w:val="0"/>
+                        <w:lang w:val="en-IE"/>
+                      </w:rPr>
+                      <w:t xml:space="preserve"> 2026</w:t>
                     </w:r>
                   </w:p>
                 </w:sdtContent>
@@ -717,7 +745,21 @@
                     <w:rFonts w:ascii="Arial" w:hAnsi="Arial" w:cs="Arial"/>
                     <w:lang w:val="en-IE"/>
                   </w:rPr>
-                  <w:t xml:space="preserve">Attending a </w:t>
+                  <w:t>Attend</w:t>
+                </w:r>
+                <w:r>
+                  <w:rPr>
+                    <w:rFonts w:ascii="Arial" w:hAnsi="Arial" w:cs="Arial"/>
+                    <w:lang w:val="en-IE"/>
+                  </w:rPr>
+                  <w:t>ed</w:t>
+                </w:r>
+                <w:r>
+                  <w:rPr>
+                    <w:rFonts w:ascii="Arial" w:hAnsi="Arial" w:cs="Arial"/>
+                    <w:lang w:val="en-IE"/>
+                  </w:rPr>
+                  <w:t xml:space="preserve"> a </w:t>
                 </w:r>
                 <w:proofErr w:type="gramStart"/>
                 <w:r>
@@ -734,6 +776,34 @@
                     <w:lang w:val="en-IE"/>
                   </w:rPr>
                   <w:t xml:space="preserve"> executive Columbia Business School program, receiving lectures in business from many of Columbia’s top professors</w:t>
+                </w:r>
+                <w:r>
+                  <w:rPr>
+                    <w:rFonts w:ascii="Arial" w:hAnsi="Arial" w:cs="Arial"/>
+                    <w:lang w:val="en-IE"/>
+                  </w:rPr>
+                  <w:t xml:space="preserve"> in areas such as Leadership, </w:t>
+                </w:r>
+                <w:r>
+                  <w:rPr>
+                    <w:rFonts w:ascii="Arial" w:hAnsi="Arial" w:cs="Arial"/>
+                    <w:lang w:val="en-IE"/>
+                  </w:rPr>
+                  <w:t>Economics</w:t>
+                </w:r>
+                <w:r>
+                  <w:rPr>
+                    <w:rFonts w:ascii="Arial" w:hAnsi="Arial" w:cs="Arial"/>
+                    <w:lang w:val="en-IE"/>
+                  </w:rPr>
+                  <w:t>, Project Management</w:t>
+                </w:r>
+                <w:r>
+                  <w:rPr>
+                    <w:rFonts w:ascii="Arial" w:hAnsi="Arial" w:cs="Arial"/>
+                    <w:lang w:val="en-IE"/>
+                  </w:rPr>
+                  <w:t>, the future of AI, Business strategy and Marketing</w:t>
                 </w:r>
                 <w:r>
                   <w:rPr>
@@ -760,7 +830,6 @@
             <w:pPr>
               <w:pStyle w:val="Heading1"/>
               <w:jc w:val="left"/>
-              <w:outlineLvl w:val="0"/>
               <w:rPr>
                 <w:rFonts w:ascii="Arial" w:hAnsi="Arial" w:cs="Arial"/>
                 <w:lang w:val="en-IE"/>
@@ -802,7 +871,12 @@
               <w:id w:val="-1116827610"/>
               <w15:repeatingSection/>
             </w:sdtPr>
-            <w:sdtEndPr/>
+            <w:sdtEndPr>
+              <w:rPr>
+                <w:b/>
+                <w:bCs/>
+              </w:rPr>
+            </w:sdtEndPr>
             <w:sdtContent>
               <w:sdt>
                 <w:sdtPr>
@@ -1032,10 +1106,547 @@
                       <w:t xml:space="preserve"> I was tasked with getting people to move to our stand to engage with the game </w:t>
                     </w:r>
                   </w:p>
+                  <w:p>
+                    <w:pPr>
+                      <w:pStyle w:val="ResumeText"/>
+                      <w:jc w:val="both"/>
+                      <w:cnfStyle w:val="000000000000" w:firstRow="0" w:lastRow="0" w:firstColumn="0" w:lastColumn="0" w:oddVBand="0" w:evenVBand="0" w:oddHBand="0" w:evenHBand="0" w:firstRowFirstColumn="0" w:firstRowLastColumn="0" w:lastRowFirstColumn="0" w:lastRowLastColumn="0"/>
+                      <w:rPr>
+                        <w:rFonts w:ascii="Arial" w:hAnsi="Arial" w:cs="Arial"/>
+                        <w:lang w:val="en-IE"/>
+                      </w:rPr>
+                    </w:pPr>
+                  </w:p>
+                </w:sdtContent>
+              </w:sdt>
+              <w:sdt>
+                <w:sdtPr>
+                  <w:rPr>
+                    <w:rFonts w:ascii="Arial" w:hAnsi="Arial" w:cs="Arial"/>
+                    <w:lang w:val="en-IE"/>
+                  </w:rPr>
+                  <w:id w:val="-1858806474"/>
+                  <w:placeholder>
+                    <w:docPart w:val="3454C4301E764C6A9827E70727E4643C"/>
+                  </w:placeholder>
+                  <w15:repeatingSectionItem/>
+                </w:sdtPr>
+                <w:sdtEndPr>
+                  <w:rPr>
+                    <w:b/>
+                    <w:bCs/>
+                  </w:rPr>
+                </w:sdtEndPr>
+                <w:sdtContent>
+                  <w:p>
+                    <w:pPr>
+                      <w:pStyle w:val="ResumeText"/>
+                      <w:cnfStyle w:val="000000000000" w:firstRow="0" w:lastRow="0" w:firstColumn="0" w:lastColumn="0" w:oddVBand="0" w:evenVBand="0" w:oddHBand="0" w:evenHBand="0" w:firstRowFirstColumn="0" w:firstRowLastColumn="0" w:lastRowFirstColumn="0" w:lastRowLastColumn="0"/>
+                      <w:rPr>
+                        <w:rFonts w:ascii="Arial" w:hAnsi="Arial" w:cs="Arial"/>
+                        <w:b/>
+                        <w:bCs/>
+                        <w:lang w:val="en-IE"/>
+                      </w:rPr>
+                    </w:pPr>
+                    <w:r>
+                      <w:rPr>
+                        <w:rFonts w:ascii="Arial" w:hAnsi="Arial" w:cs="Arial"/>
+                        <w:b/>
+                        <w:bCs/>
+                        <w:lang w:val="en-IE"/>
+                      </w:rPr>
+                      <w:t>Desktop Integrated platformer – Capstone Project</w:t>
+                    </w:r>
+                  </w:p>
+                  <w:p>
+                    <w:pPr>
+                      <w:pStyle w:val="ResumeText"/>
+                      <w:cnfStyle w:val="000000000000" w:firstRow="0" w:lastRow="0" w:firstColumn="0" w:lastColumn="0" w:oddVBand="0" w:evenVBand="0" w:oddHBand="0" w:evenHBand="0" w:firstRowFirstColumn="0" w:firstRowLastColumn="0" w:lastRowFirstColumn="0" w:lastRowLastColumn="0"/>
+                      <w:rPr>
+                        <w:rFonts w:ascii="Arial" w:hAnsi="Arial" w:cs="Arial"/>
+                        <w:lang w:val="en-IE"/>
+                      </w:rPr>
+                    </w:pPr>
+                    <w:r>
+                      <w:rPr>
+                        <w:rFonts w:ascii="Arial" w:hAnsi="Arial" w:cs="Arial"/>
+                        <w:lang w:val="en-IE"/>
+                      </w:rPr>
+                      <w:t xml:space="preserve">A platformer made using the Win32 API to detect windows use and </w:t>
+                    </w:r>
+                    <w:r>
+                      <w:rPr>
+                        <w:rFonts w:ascii="Arial" w:hAnsi="Arial" w:cs="Arial"/>
+                        <w:lang w:val="en-IE"/>
+                      </w:rPr>
+                      <w:t xml:space="preserve">caused automatic interactions such clicks </w:t>
+                    </w:r>
+                    <w:r>
+                      <w:rPr>
+                        <w:rFonts w:ascii="Arial" w:hAnsi="Arial" w:cs="Arial"/>
+                        <w:lang w:val="en-IE"/>
+                      </w:rPr>
+                      <w:t>mov</w:t>
+                    </w:r>
+                    <w:r>
+                      <w:rPr>
+                        <w:rFonts w:ascii="Arial" w:hAnsi="Arial" w:cs="Arial"/>
+                        <w:lang w:val="en-IE"/>
+                      </w:rPr>
+                      <w:t>ing</w:t>
+                    </w:r>
+                    <w:r>
+                      <w:rPr>
+                        <w:rFonts w:ascii="Arial" w:hAnsi="Arial" w:cs="Arial"/>
+                        <w:lang w:val="en-IE"/>
+                      </w:rPr>
+                      <w:t xml:space="preserve"> and open</w:t>
+                    </w:r>
+                    <w:r>
+                      <w:rPr>
+                        <w:rFonts w:ascii="Arial" w:hAnsi="Arial" w:cs="Arial"/>
+                        <w:lang w:val="en-IE"/>
+                      </w:rPr>
+                      <w:t>ing new</w:t>
+                    </w:r>
+                    <w:r>
+                      <w:rPr>
+                        <w:rFonts w:ascii="Arial" w:hAnsi="Arial" w:cs="Arial"/>
+                        <w:lang w:val="en-IE"/>
+                      </w:rPr>
+                      <w:t xml:space="preserve"> Windows</w:t>
+                    </w:r>
+                    <w:r>
+                      <w:rPr>
+                        <w:rFonts w:ascii="Arial" w:hAnsi="Arial" w:cs="Arial"/>
+                        <w:lang w:val="en-IE"/>
+                      </w:rPr>
+                      <w:t>.</w:t>
+                    </w:r>
+                  </w:p>
+                  <w:p>
+                    <w:pPr>
+                      <w:pStyle w:val="ResumeText"/>
+                      <w:jc w:val="both"/>
+                      <w:cnfStyle w:val="000000000000" w:firstRow="0" w:lastRow="0" w:firstColumn="0" w:lastColumn="0" w:oddVBand="0" w:evenVBand="0" w:oddHBand="0" w:evenHBand="0" w:firstRowFirstColumn="0" w:firstRowLastColumn="0" w:lastRowFirstColumn="0" w:lastRowLastColumn="0"/>
+                      <w:rPr>
+                        <w:rFonts w:ascii="Arial" w:hAnsi="Arial" w:cs="Arial"/>
+                        <w:lang w:val="en-IE"/>
+                      </w:rPr>
+                    </w:pPr>
+                  </w:p>
+                </w:sdtContent>
+              </w:sdt>
+              <w:sdt>
+                <w:sdtPr>
+                  <w:rPr>
+                    <w:rFonts w:ascii="Arial" w:hAnsi="Arial" w:cs="Arial"/>
+                    <w:lang w:val="en-IE"/>
+                  </w:rPr>
+                  <w:id w:val="-615601177"/>
+                  <w:placeholder>
+                    <w:docPart w:val="E3FF8D854F6C4DDE9EBDBC3C4A11C430"/>
+                  </w:placeholder>
+                  <w15:repeatingSectionItem/>
+                </w:sdtPr>
+                <w:sdtEndPr>
+                  <w:rPr>
+                    <w:b/>
+                    <w:bCs/>
+                  </w:rPr>
+                </w:sdtEndPr>
+                <w:sdtContent>
+                  <w:p>
+                    <w:pPr>
+                      <w:pStyle w:val="ResumeText"/>
+                      <w:cnfStyle w:val="000000000000" w:firstRow="0" w:lastRow="0" w:firstColumn="0" w:lastColumn="0" w:oddVBand="0" w:evenVBand="0" w:oddHBand="0" w:evenHBand="0" w:firstRowFirstColumn="0" w:firstRowLastColumn="0" w:lastRowFirstColumn="0" w:lastRowLastColumn="0"/>
+                      <w:rPr>
+                        <w:rFonts w:ascii="Arial" w:hAnsi="Arial" w:cs="Arial"/>
+                        <w:b/>
+                        <w:bCs/>
+                        <w:lang w:val="en-IE"/>
+                      </w:rPr>
+                    </w:pPr>
+                    <w:r>
+                      <w:rPr>
+                        <w:rFonts w:ascii="Arial" w:hAnsi="Arial" w:cs="Arial"/>
+                        <w:b/>
+                        <w:bCs/>
+                        <w:lang w:val="en-IE"/>
+                      </w:rPr>
+                      <w:t>Drone Gesture Control – AI controlled</w:t>
+                    </w:r>
+                  </w:p>
+                  <w:p>
+                    <w:pPr>
+                      <w:pStyle w:val="ResumeText"/>
+                      <w:cnfStyle w:val="000000000000" w:firstRow="0" w:lastRow="0" w:firstColumn="0" w:lastColumn="0" w:oddVBand="0" w:evenVBand="0" w:oddHBand="0" w:evenHBand="0" w:firstRowFirstColumn="0" w:firstRowLastColumn="0" w:lastRowFirstColumn="0" w:lastRowLastColumn="0"/>
+                      <w:rPr>
+                        <w:rFonts w:ascii="Arial" w:hAnsi="Arial" w:cs="Arial"/>
+                        <w:lang w:val="en-IE"/>
+                      </w:rPr>
+                    </w:pPr>
+                    <w:r>
+                      <w:rPr>
+                        <w:rFonts w:ascii="Arial" w:hAnsi="Arial" w:cs="Arial"/>
+                        <w:lang w:val="en-IE"/>
+                      </w:rPr>
+                      <w:t xml:space="preserve">A drone using AI image recognition to detect hand gestures </w:t>
+                    </w:r>
+                    <w:r>
+                      <w:rPr>
+                        <w:rFonts w:ascii="Arial" w:hAnsi="Arial" w:cs="Arial"/>
+                        <w:lang w:val="en-IE"/>
+                      </w:rPr>
+                      <w:t xml:space="preserve">and objects </w:t>
+                    </w:r>
+                    <w:r>
+                      <w:rPr>
+                        <w:rFonts w:ascii="Arial" w:hAnsi="Arial" w:cs="Arial"/>
+                        <w:lang w:val="en-IE"/>
+                      </w:rPr>
+                      <w:t>and dynamically react in an interactive manner.</w:t>
+                    </w:r>
+                  </w:p>
+                  <w:p>
+                    <w:pPr>
+                      <w:pStyle w:val="ResumeText"/>
+                      <w:jc w:val="both"/>
+                      <w:cnfStyle w:val="000000000000" w:firstRow="0" w:lastRow="0" w:firstColumn="0" w:lastColumn="0" w:oddVBand="0" w:evenVBand="0" w:oddHBand="0" w:evenHBand="0" w:firstRowFirstColumn="0" w:firstRowLastColumn="0" w:lastRowFirstColumn="0" w:lastRowLastColumn="0"/>
+                      <w:rPr>
+                        <w:rFonts w:ascii="Arial" w:hAnsi="Arial" w:cs="Arial"/>
+                        <w:lang w:val="en-IE"/>
+                      </w:rPr>
+                    </w:pPr>
+                  </w:p>
+                </w:sdtContent>
+              </w:sdt>
+              <w:p>
+                <w:pPr>
+                  <w:pStyle w:val="ResumeText"/>
+                  <w:cnfStyle w:val="000000000000" w:firstRow="0" w:lastRow="0" w:firstColumn="0" w:lastColumn="0" w:oddVBand="0" w:evenVBand="0" w:oddHBand="0" w:evenHBand="0" w:firstRowFirstColumn="0" w:firstRowLastColumn="0" w:lastRowFirstColumn="0" w:lastRowLastColumn="0"/>
+                  <w:rPr>
+                    <w:rFonts w:ascii="Arial" w:hAnsi="Arial" w:cs="Arial"/>
+                    <w:lang w:val="en-IE"/>
+                  </w:rPr>
+                </w:pPr>
+              </w:p>
+              <w:p>
+                <w:pPr>
+                  <w:pStyle w:val="ResumeText"/>
+                  <w:cnfStyle w:val="000000000000" w:firstRow="0" w:lastRow="0" w:firstColumn="0" w:lastColumn="0" w:oddVBand="0" w:evenVBand="0" w:oddHBand="0" w:evenHBand="0" w:firstRowFirstColumn="0" w:firstRowLastColumn="0" w:lastRowFirstColumn="0" w:lastRowLastColumn="0"/>
+                  <w:rPr>
+                    <w:rFonts w:ascii="Arial" w:hAnsi="Arial" w:cs="Arial"/>
+                    <w:lang w:val="en-IE"/>
+                  </w:rPr>
+                </w:pPr>
+              </w:p>
+              <w:p>
+                <w:pPr>
+                  <w:pStyle w:val="ResumeText"/>
+                  <w:cnfStyle w:val="000000000000" w:firstRow="0" w:lastRow="0" w:firstColumn="0" w:lastColumn="0" w:oddVBand="0" w:evenVBand="0" w:oddHBand="0" w:evenHBand="0" w:firstRowFirstColumn="0" w:firstRowLastColumn="0" w:lastRowFirstColumn="0" w:lastRowLastColumn="0"/>
+                  <w:rPr>
+                    <w:rFonts w:ascii="Arial" w:hAnsi="Arial" w:cs="Arial"/>
+                    <w:lang w:val="en-IE"/>
+                  </w:rPr>
+                </w:pPr>
+              </w:p>
+              <w:sdt>
+                <w:sdtPr>
+                  <w:rPr>
+                    <w:rFonts w:ascii="Arial" w:hAnsi="Arial" w:cs="Arial"/>
+                    <w:lang w:val="en-IE"/>
+                  </w:rPr>
+                  <w:id w:val="-948851749"/>
+                  <w:placeholder>
+                    <w:docPart w:val="2DFC0778D5304AEF87FC8FB4665EE387"/>
+                  </w:placeholder>
+                  <w15:repeatingSectionItem/>
+                </w:sdtPr>
+                <w:sdtEndPr>
+                  <w:rPr>
+                    <w:b/>
+                    <w:bCs/>
+                  </w:rPr>
+                </w:sdtEndPr>
+                <w:sdtContent>
+                  <w:p>
+                    <w:pPr>
+                      <w:pStyle w:val="ResumeText"/>
+                      <w:cnfStyle w:val="000000000000" w:firstRow="0" w:lastRow="0" w:firstColumn="0" w:lastColumn="0" w:oddVBand="0" w:evenVBand="0" w:oddHBand="0" w:evenHBand="0" w:firstRowFirstColumn="0" w:firstRowLastColumn="0" w:lastRowFirstColumn="0" w:lastRowLastColumn="0"/>
+                      <w:rPr>
+                        <w:rFonts w:ascii="Arial" w:hAnsi="Arial" w:cs="Arial"/>
+                        <w:b/>
+                        <w:bCs/>
+                        <w:lang w:val="en-IE"/>
+                      </w:rPr>
+                    </w:pPr>
+                    <w:r>
+                      <w:rPr>
+                        <w:rFonts w:ascii="Arial" w:hAnsi="Arial" w:cs="Arial"/>
+                        <w:b/>
+                        <w:bCs/>
+                        <w:lang w:val="en-IE"/>
+                      </w:rPr>
+                      <w:t>Multiplayer FPS with hack/security measures</w:t>
+                    </w:r>
+                  </w:p>
+                  <w:p>
+                    <w:pPr>
+                      <w:pStyle w:val="ResumeText"/>
+                      <w:cnfStyle w:val="000000000000" w:firstRow="0" w:lastRow="0" w:firstColumn="0" w:lastColumn="0" w:oddVBand="0" w:evenVBand="0" w:oddHBand="0" w:evenHBand="0" w:firstRowFirstColumn="0" w:firstRowLastColumn="0" w:lastRowFirstColumn="0" w:lastRowLastColumn="0"/>
+                      <w:rPr>
+                        <w:rFonts w:ascii="Arial" w:hAnsi="Arial" w:cs="Arial"/>
+                        <w:lang w:val="en-IE"/>
+                      </w:rPr>
+                    </w:pPr>
+                    <w:r>
+                      <w:rPr>
+                        <w:rFonts w:ascii="Arial" w:hAnsi="Arial" w:cs="Arial"/>
+                        <w:lang w:val="en-IE"/>
+                      </w:rPr>
+                      <w:t>A Unity based First person shooter. I was placed in charge of security against hostile attacks such as package injection and man in the middle attacks.</w:t>
+                    </w:r>
+                  </w:p>
+                  <w:p>
+                    <w:pPr>
+                      <w:pStyle w:val="ResumeText"/>
+                      <w:jc w:val="both"/>
+                      <w:cnfStyle w:val="000000000000" w:firstRow="0" w:lastRow="0" w:firstColumn="0" w:lastColumn="0" w:oddVBand="0" w:evenVBand="0" w:oddHBand="0" w:evenHBand="0" w:firstRowFirstColumn="0" w:firstRowLastColumn="0" w:lastRowFirstColumn="0" w:lastRowLastColumn="0"/>
+                      <w:rPr>
+                        <w:rFonts w:ascii="Arial" w:hAnsi="Arial" w:cs="Arial"/>
+                        <w:lang w:val="en-IE"/>
+                      </w:rPr>
+                    </w:pPr>
+                  </w:p>
+                </w:sdtContent>
+              </w:sdt>
+              <w:sdt>
+                <w:sdtPr>
+                  <w:rPr>
+                    <w:rFonts w:ascii="Arial" w:hAnsi="Arial" w:cs="Arial"/>
+                    <w:lang w:val="en-IE"/>
+                  </w:rPr>
+                  <w:id w:val="-960876907"/>
+                  <w:placeholder>
+                    <w:docPart w:val="7CB41FF446964BE7A155D608F429FB2A"/>
+                  </w:placeholder>
+                  <w15:repeatingSectionItem/>
+                </w:sdtPr>
+                <w:sdtEndPr>
+                  <w:rPr>
+                    <w:b/>
+                    <w:bCs/>
+                  </w:rPr>
+                </w:sdtEndPr>
+                <w:sdtContent>
+                  <w:p>
+                    <w:pPr>
+                      <w:pStyle w:val="ResumeText"/>
+                      <w:cnfStyle w:val="000000000000" w:firstRow="0" w:lastRow="0" w:firstColumn="0" w:lastColumn="0" w:oddVBand="0" w:evenVBand="0" w:oddHBand="0" w:evenHBand="0" w:firstRowFirstColumn="0" w:firstRowLastColumn="0" w:lastRowFirstColumn="0" w:lastRowLastColumn="0"/>
+                      <w:rPr>
+                        <w:rFonts w:ascii="Arial" w:hAnsi="Arial" w:cs="Arial"/>
+                        <w:b/>
+                        <w:bCs/>
+                        <w:lang w:val="en-IE"/>
+                      </w:rPr>
+                    </w:pPr>
+                    <w:r>
+                      <w:rPr>
+                        <w:rFonts w:ascii="Arial" w:hAnsi="Arial" w:cs="Arial"/>
+                        <w:b/>
+                        <w:bCs/>
+                        <w:lang w:val="en-IE"/>
+                      </w:rPr>
+                      <w:t>Personal server - website, E2E messaging and Selfhosted Games</w:t>
+                    </w:r>
+                  </w:p>
+                  <w:p>
+                    <w:pPr>
+                      <w:pStyle w:val="ResumeText"/>
+                      <w:cnfStyle w:val="000000000000" w:firstRow="0" w:lastRow="0" w:firstColumn="0" w:lastColumn="0" w:oddVBand="0" w:evenVBand="0" w:oddHBand="0" w:evenHBand="0" w:firstRowFirstColumn="0" w:firstRowLastColumn="0" w:lastRowFirstColumn="0" w:lastRowLastColumn="0"/>
+                      <w:rPr>
+                        <w:rFonts w:ascii="Arial" w:hAnsi="Arial" w:cs="Arial"/>
+                        <w:lang w:val="en-IE"/>
+                      </w:rPr>
+                    </w:pPr>
+                    <w:r>
+                      <w:rPr>
+                        <w:rFonts w:ascii="Arial" w:hAnsi="Arial" w:cs="Arial"/>
+                        <w:lang w:val="en-IE"/>
+                      </w:rPr>
+                      <w:t xml:space="preserve">A self-hosted Proxmox server used for hosting a website and hosting a completely online version of my capstone, used </w:t>
+                    </w:r>
+                    <w:r>
+                      <w:rPr>
+                        <w:rFonts w:ascii="Arial" w:hAnsi="Arial" w:cs="Arial"/>
+                        <w:lang w:val="en-IE"/>
+                      </w:rPr>
+                      <w:t>as</w:t>
+                    </w:r>
+                    <w:r>
+                      <w:rPr>
+                        <w:rFonts w:ascii="Arial" w:hAnsi="Arial" w:cs="Arial"/>
+                        <w:lang w:val="en-IE"/>
+                      </w:rPr>
+                      <w:t xml:space="preserve"> a </w:t>
+                    </w:r>
+                    <w:r>
+                      <w:rPr>
+                        <w:rFonts w:ascii="Arial" w:hAnsi="Arial" w:cs="Arial"/>
+                        <w:lang w:val="en-IE"/>
+                      </w:rPr>
+                      <w:t>middleman</w:t>
+                    </w:r>
+                    <w:r>
+                      <w:rPr>
+                        <w:rFonts w:ascii="Arial" w:hAnsi="Arial" w:cs="Arial"/>
+                        <w:lang w:val="en-IE"/>
+                      </w:rPr>
+                      <w:t xml:space="preserve"> for Cloudflare tunnels for a private end to end encryption service.</w:t>
+                    </w:r>
+                  </w:p>
+                  <w:p>
+                    <w:pPr>
+                      <w:pStyle w:val="ResumeText"/>
+                      <w:jc w:val="both"/>
+                      <w:cnfStyle w:val="000000000000" w:firstRow="0" w:lastRow="0" w:firstColumn="0" w:lastColumn="0" w:oddVBand="0" w:evenVBand="0" w:oddHBand="0" w:evenHBand="0" w:firstRowFirstColumn="0" w:firstRowLastColumn="0" w:lastRowFirstColumn="0" w:lastRowLastColumn="0"/>
+                      <w:rPr>
+                        <w:rFonts w:ascii="Arial" w:hAnsi="Arial" w:cs="Arial"/>
+                        <w:lang w:val="en-IE"/>
+                      </w:rPr>
+                    </w:pPr>
+                  </w:p>
                 </w:sdtContent>
               </w:sdt>
             </w:sdtContent>
           </w:sdt>
+        </w:tc>
+      </w:tr>
+      <w:tr>
+        <w:trPr>
+          <w:trHeight w:val="2398"/>
+        </w:trPr>
+        <w:tc>
+          <w:tcPr>
+            <w:cnfStyle w:val="001000000000" w:firstRow="0" w:lastRow="0" w:firstColumn="1" w:lastColumn="0" w:oddVBand="0" w:evenVBand="0" w:oddHBand="0" w:evenHBand="0" w:firstRowFirstColumn="0" w:firstRowLastColumn="0" w:lastRowFirstColumn="0" w:lastRowLastColumn="0"/>
+            <w:tcW w:w="1785" w:type="dxa"/>
+          </w:tcPr>
+          <w:p>
+            <w:pPr>
+              <w:pStyle w:val="Heading1"/>
+              <w:jc w:val="left"/>
+              <w:rPr>
+                <w:rFonts w:ascii="Arial" w:hAnsi="Arial" w:cs="Arial"/>
+                <w:lang w:val="en-IE"/>
+              </w:rPr>
+            </w:pPr>
+            <w:r>
+              <w:rPr>
+                <w:rFonts w:ascii="Arial" w:hAnsi="Arial" w:cs="Arial"/>
+                <w:lang w:val="en-IE"/>
+              </w:rPr>
+              <w:t>Programming Languages and platforms</w:t>
+            </w:r>
+          </w:p>
+        </w:tc>
+        <w:tc>
+          <w:tcPr>
+            <w:tcW w:w="474" w:type="dxa"/>
+          </w:tcPr>
+          <w:p>
+            <w:pPr>
+              <w:cnfStyle w:val="000000000000" w:firstRow="0" w:lastRow="0" w:firstColumn="0" w:lastColumn="0" w:oddVBand="0" w:evenVBand="0" w:oddHBand="0" w:evenHBand="0" w:firstRowFirstColumn="0" w:firstRowLastColumn="0" w:lastRowFirstColumn="0" w:lastRowLastColumn="0"/>
+              <w:rPr>
+                <w:rFonts w:ascii="Arial" w:hAnsi="Arial" w:cs="Arial"/>
+                <w:lang w:val="en-IE"/>
+              </w:rPr>
+            </w:pPr>
+          </w:p>
+        </w:tc>
+        <w:tc>
+          <w:tcPr>
+            <w:tcW w:w="7863" w:type="dxa"/>
+          </w:tcPr>
+          <w:p>
+            <w:pPr>
+              <w:pStyle w:val="ResumeText"/>
+              <w:cnfStyle w:val="000000000000" w:firstRow="0" w:lastRow="0" w:firstColumn="0" w:lastColumn="0" w:oddVBand="0" w:evenVBand="0" w:oddHBand="0" w:evenHBand="0" w:firstRowFirstColumn="0" w:firstRowLastColumn="0" w:lastRowFirstColumn="0" w:lastRowLastColumn="0"/>
+              <w:rPr>
+                <w:rFonts w:ascii="Arial" w:hAnsi="Arial" w:cs="Arial"/>
+                <w:lang w:val="en-IE"/>
+              </w:rPr>
+            </w:pPr>
+            <w:r>
+              <w:rPr>
+                <w:rFonts w:ascii="Arial" w:hAnsi="Arial" w:cs="Arial"/>
+                <w:lang w:val="en-IE"/>
+              </w:rPr>
+              <w:t xml:space="preserve">Languages - </w:t>
+            </w:r>
+            <w:r>
+              <w:rPr>
+                <w:rFonts w:ascii="Arial" w:hAnsi="Arial" w:cs="Arial"/>
+                <w:lang w:val="en-IE"/>
+              </w:rPr>
+              <w:t>C++, JavaScript, C#, Assembly, Python</w:t>
+            </w:r>
+            <w:r>
+              <w:rPr>
+                <w:rFonts w:ascii="Arial" w:hAnsi="Arial" w:cs="Arial"/>
+                <w:lang w:val="en-IE"/>
+              </w:rPr>
+              <w:t xml:space="preserve"> </w:t>
+            </w:r>
+            <w:r>
+              <w:rPr>
+                <w:rFonts w:ascii="Arial" w:hAnsi="Arial" w:cs="Arial"/>
+                <w:lang w:val="en-IE"/>
+              </w:rPr>
+              <w:t>and HTML.</w:t>
+            </w:r>
+          </w:p>
+          <w:p>
+            <w:pPr>
+              <w:pStyle w:val="ResumeText"/>
+              <w:cnfStyle w:val="000000000000" w:firstRow="0" w:lastRow="0" w:firstColumn="0" w:lastColumn="0" w:oddVBand="0" w:evenVBand="0" w:oddHBand="0" w:evenHBand="0" w:firstRowFirstColumn="0" w:firstRowLastColumn="0" w:lastRowFirstColumn="0" w:lastRowLastColumn="0"/>
+              <w:rPr>
+                <w:rFonts w:ascii="Arial" w:hAnsi="Arial" w:cs="Arial"/>
+                <w:lang w:val="en-IE"/>
+              </w:rPr>
+            </w:pPr>
+            <w:r>
+              <w:rPr>
+                <w:rFonts w:ascii="Arial" w:hAnsi="Arial" w:cs="Arial"/>
+                <w:lang w:val="en-IE"/>
+              </w:rPr>
+              <w:t>Platforms - NetSuite, Salesforce, WordPress</w:t>
+            </w:r>
+            <w:r>
+              <w:rPr>
+                <w:rFonts w:ascii="Arial" w:hAnsi="Arial" w:cs="Arial"/>
+                <w:lang w:val="en-IE"/>
+              </w:rPr>
+              <w:t xml:space="preserve">, Cloudflare, </w:t>
+            </w:r>
+            <w:proofErr w:type="spellStart"/>
+            <w:r>
+              <w:rPr>
+                <w:rFonts w:ascii="Arial" w:hAnsi="Arial" w:cs="Arial"/>
+                <w:lang w:val="en-IE"/>
+              </w:rPr>
+              <w:t>RoboFlow</w:t>
+            </w:r>
+            <w:proofErr w:type="spellEnd"/>
+            <w:r>
+              <w:rPr>
+                <w:rFonts w:ascii="Arial" w:hAnsi="Arial" w:cs="Arial"/>
+                <w:lang w:val="en-IE"/>
+              </w:rPr>
+              <w:t>.</w:t>
+            </w:r>
+          </w:p>
         </w:tc>
       </w:tr>
       <w:tr>
@@ -1051,7 +1662,6 @@
             <w:pPr>
               <w:pStyle w:val="Heading1"/>
               <w:jc w:val="left"/>
-              <w:outlineLvl w:val="0"/>
               <w:rPr>
                 <w:rFonts w:ascii="Arial" w:hAnsi="Arial" w:cs="Arial"/>
                 <w:lang w:val="en-IE"/>
@@ -1098,7 +1708,6 @@
               <w:id w:val="302434271"/>
               <w15:repeatingSection/>
             </w:sdtPr>
-            <w:sdtEndPr/>
             <w:sdtContent>
               <w:sdt>
                 <w:sdtPr>
@@ -1117,12 +1726,10 @@
                   </w:placeholder>
                   <w15:repeatingSectionItem/>
                 </w:sdtPr>
-                <w:sdtEndPr/>
                 <w:sdtContent>
                   <w:p>
                     <w:pPr>
                       <w:pStyle w:val="Heading2"/>
-                      <w:outlineLvl w:val="1"/>
                       <w:cnfStyle w:val="000000000000" w:firstRow="0" w:lastRow="0" w:firstColumn="0" w:lastColumn="0" w:oddVBand="0" w:evenVBand="0" w:oddHBand="0" w:evenHBand="0" w:firstRowFirstColumn="0" w:firstRowLastColumn="0" w:lastRowFirstColumn="0" w:lastRowLastColumn="0"/>
                       <w:rPr>
                         <w:rFonts w:ascii="Arial" w:hAnsi="Arial" w:cs="Arial"/>
@@ -1247,7 +1854,6 @@
                   <w:p>
                     <w:pPr>
                       <w:pStyle w:val="Heading2"/>
-                      <w:outlineLvl w:val="1"/>
                       <w:cnfStyle w:val="000000000000" w:firstRow="0" w:lastRow="0" w:firstColumn="0" w:lastColumn="0" w:oddVBand="0" w:evenVBand="0" w:oddHBand="0" w:evenHBand="0" w:firstRowFirstColumn="0" w:firstRowLastColumn="0" w:lastRowFirstColumn="0" w:lastRowLastColumn="0"/>
                       <w:rPr>
                         <w:rFonts w:ascii="Arial" w:hAnsi="Arial" w:cs="Arial"/>
@@ -1328,12 +1934,10 @@
                   </w:placeholder>
                   <w15:repeatingSectionItem/>
                 </w:sdtPr>
-                <w:sdtEndPr/>
                 <w:sdtContent>
                   <w:p>
                     <w:pPr>
                       <w:pStyle w:val="Heading2"/>
-                      <w:outlineLvl w:val="1"/>
                       <w:cnfStyle w:val="000000000000" w:firstRow="0" w:lastRow="0" w:firstColumn="0" w:lastColumn="0" w:oddVBand="0" w:evenVBand="0" w:oddHBand="0" w:evenHBand="0" w:firstRowFirstColumn="0" w:firstRowLastColumn="0" w:lastRowFirstColumn="0" w:lastRowLastColumn="0"/>
                       <w:rPr>
                         <w:rFonts w:ascii="Arial" w:hAnsi="Arial" w:cs="Arial"/>
@@ -1416,42 +2020,6 @@
         </w:tc>
       </w:tr>
     </w:tbl>
-    <w:sdt>
-      <w:sdtPr>
-        <w:rPr>
-          <w:rFonts w:ascii="Arial" w:hAnsi="Arial" w:cs="Arial"/>
-          <w:lang w:val="en-IE"/>
-        </w:rPr>
-        <w:alias w:val="Your Name"/>
-        <w:tag w:val=""/>
-        <w:id w:val="-574512284"/>
-        <w:placeholder>
-          <w:docPart w:val="DCCC7FE6F1E84237910911F4575D98D3"/>
-        </w:placeholder>
-        <w:dataBinding w:prefixMappings="xmlns:ns0='http://purl.org/dc/elements/1.1/' xmlns:ns1='http://schemas.openxmlformats.org/package/2006/metadata/core-properties' " w:xpath="/ns1:coreProperties[1]/ns0:creator[1]" w:storeItemID="{6C3C8BC8-F283-45AE-878A-BAB7291924A1}"/>
-        <w15:appearance w15:val="hidden"/>
-        <w:text/>
-      </w:sdtPr>
-      <w:sdtContent>
-        <w:p>
-          <w:pPr>
-            <w:pStyle w:val="Name"/>
-            <w:ind w:left="0"/>
-            <w:rPr>
-              <w:rFonts w:ascii="Arial" w:hAnsi="Arial" w:cs="Arial"/>
-              <w:lang w:val="en-IE"/>
-            </w:rPr>
-          </w:pPr>
-          <w:r>
-            <w:rPr>
-              <w:rFonts w:ascii="Arial" w:hAnsi="Arial" w:cs="Arial"/>
-              <w:lang w:val="en-IE"/>
-            </w:rPr>
-            <w:t>Danny Delaney</w:t>
-          </w:r>
-        </w:p>
-      </w:sdtContent>
-    </w:sdt>
     <w:p>
       <w:pPr>
         <w:tabs>
@@ -1484,20 +2052,24 @@
       </w:r>
     </w:p>
     <w:sectPr>
-      <w:footerReference w:type="default" r:id="rId9"/>
-      <w:pgSz w:w="12240" w:h="15840" w:code="1"/>
-      <w:pgMar w:top="1080" w:right="1080" w:bottom="1080" w:left="1080" w:header="720" w:footer="720" w:gutter="0"/>
-      <w:pgNumType w:start="1"/>
+      <w:headerReference w:type="even" r:id="rId10"/>
+      <w:headerReference w:type="default" r:id="rId11"/>
+      <w:footerReference w:type="even" r:id="rId12"/>
+      <w:footerReference w:type="default" r:id="rId13"/>
+      <w:headerReference w:type="first" r:id="rId14"/>
+      <w:footerReference w:type="first" r:id="rId15"/>
+      <w:pgSz w:w="12240" w:h="15840"/>
+      <w:pgMar w:top="1440" w:right="1440" w:bottom="1440" w:left="1440" w:header="720" w:footer="720" w:gutter="0"/>
       <w:cols w:space="720"/>
       <w:titlePg/>
-      <w:docGrid w:linePitch="360"/>
+      <w:docGrid w:linePitch="299"/>
     </w:sectPr>
   </w:body>
 </w:document>
 </file>
 
 <file path=word/endnotes.xml><?xml version="1.0" encoding="utf-8"?>
-<w:endnotes xmlns:wpc="http://schemas.microsoft.com/office/word/2010/wordprocessingCanvas" xmlns:cx="http://schemas.microsoft.com/office/drawing/2014/chartex" xmlns:cx1="http://schemas.microsoft.com/office/drawing/2015/9/8/chartex" xmlns:cx2="http://schemas.microsoft.com/office/drawing/2015/10/21/chartex" xmlns:cx3="http://schemas.microsoft.com/office/drawing/2016/5/9/chartex" xmlns:cx4="http://schemas.microsoft.com/office/drawing/2016/5/10/chartex" xmlns:cx5="http://schemas.microsoft.com/office/drawing/2016/5/11/chartex" xmlns:cx6="http://schemas.microsoft.com/office/drawing/2016/5/12/chartex" xmlns:cx7="http://schemas.microsoft.com/office/drawing/2016/5/13/chartex" xmlns:cx8="http://schemas.microsoft.com/office/drawing/2016/5/14/chartex" xmlns:mc="http://schemas.openxmlformats.org/markup-compatibility/2006" xmlns:aink="http://schemas.microsoft.com/office/drawing/2016/ink" xmlns:am3d="http://schemas.microsoft.com/office/drawing/2017/model3d" xmlns:o="urn:schemas-microsoft-com:office:office" xmlns:r="http://schemas.openxmlformats.org/officeDocument/2006/relationships" xmlns:m="http://schemas.openxmlformats.org/officeDocument/2006/math" xmlns:v="urn:schemas-microsoft-com:vml" xmlns:wp14="http://schemas.microsoft.com/office/word/2010/wordprocessingDrawing" xmlns:wp="http://schemas.openxmlformats.org/drawingml/2006/wordprocessingDrawing" xmlns:w10="urn:schemas-microsoft-com:office:word" xmlns:w="http://schemas.openxmlformats.org/wordprocessingml/2006/main" xmlns:w14="http://schemas.microsoft.com/office/word/2010/wordml" xmlns:w15="http://schemas.microsoft.com/office/word/2012/wordml" xmlns:w16cex="http://schemas.microsoft.com/office/word/2018/wordml/cex" xmlns:w16cid="http://schemas.microsoft.com/office/word/2016/wordml/cid" xmlns:w16="http://schemas.microsoft.com/office/word/2018/wordml" xmlns:w16sdtdh="http://schemas.microsoft.com/office/word/2020/wordml/sdtdatahash" xmlns:w16se="http://schemas.microsoft.com/office/word/2015/wordml/symex" xmlns:wpg="http://schemas.microsoft.com/office/word/2010/wordprocessingGroup" xmlns:wpi="http://schemas.microsoft.com/office/word/2010/wordprocessingInk" xmlns:wne="http://schemas.microsoft.com/office/word/2006/wordml" xmlns:wps="http://schemas.microsoft.com/office/word/2010/wordprocessingShape" mc:Ignorable="w14 w15 w16se w16cid w16 w16cex w16sdtdh wp14">
+<w:endnotes xmlns:wpc="http://schemas.microsoft.com/office/word/2010/wordprocessingCanvas" xmlns:cx="http://schemas.microsoft.com/office/drawing/2014/chartex" xmlns:cx1="http://schemas.microsoft.com/office/drawing/2015/9/8/chartex" xmlns:cx2="http://schemas.microsoft.com/office/drawing/2015/10/21/chartex" xmlns:cx3="http://schemas.microsoft.com/office/drawing/2016/5/9/chartex" xmlns:cx4="http://schemas.microsoft.com/office/drawing/2016/5/10/chartex" xmlns:cx5="http://schemas.microsoft.com/office/drawing/2016/5/11/chartex" xmlns:cx6="http://schemas.microsoft.com/office/drawing/2016/5/12/chartex" xmlns:cx7="http://schemas.microsoft.com/office/drawing/2016/5/13/chartex" xmlns:cx8="http://schemas.microsoft.com/office/drawing/2016/5/14/chartex" xmlns:mc="http://schemas.openxmlformats.org/markup-compatibility/2006" xmlns:aink="http://schemas.microsoft.com/office/drawing/2016/ink" xmlns:am3d="http://schemas.microsoft.com/office/drawing/2017/model3d" xmlns:o="urn:schemas-microsoft-com:office:office" xmlns:oel="http://schemas.microsoft.com/office/2019/extlst" xmlns:r="http://schemas.openxmlformats.org/officeDocument/2006/relationships" xmlns:m="http://schemas.openxmlformats.org/officeDocument/2006/math" xmlns:v="urn:schemas-microsoft-com:vml" xmlns:wp14="http://schemas.microsoft.com/office/word/2010/wordprocessingDrawing" xmlns:wp="http://schemas.openxmlformats.org/drawingml/2006/wordprocessingDrawing" xmlns:w10="urn:schemas-microsoft-com:office:word" xmlns:w="http://schemas.openxmlformats.org/wordprocessingml/2006/main" xmlns:w14="http://schemas.microsoft.com/office/word/2010/wordml" xmlns:w15="http://schemas.microsoft.com/office/word/2012/wordml" xmlns:w16cex="http://schemas.microsoft.com/office/word/2018/wordml/cex" xmlns:w16cid="http://schemas.microsoft.com/office/word/2016/wordml/cid" xmlns:w16="http://schemas.microsoft.com/office/word/2018/wordml" xmlns:w16du="http://schemas.microsoft.com/office/word/2023/wordml/word16du" xmlns:w16sdtdh="http://schemas.microsoft.com/office/word/2020/wordml/sdtdatahash" xmlns:w16sdtfl="http://schemas.microsoft.com/office/word/2024/wordml/sdtformatlock" xmlns:w16se="http://schemas.microsoft.com/office/word/2015/wordml/symex" xmlns:wpg="http://schemas.microsoft.com/office/word/2010/wordprocessingGroup" xmlns:wpi="http://schemas.microsoft.com/office/word/2010/wordprocessingInk" xmlns:wne="http://schemas.microsoft.com/office/word/2006/wordml" xmlns:wps="http://schemas.microsoft.com/office/word/2010/wordprocessingShape" mc:Ignorable="w14 w15 w16se w16cid w16 w16cex w16sdtdh w16sdtfl w16du wp14">
   <w:endnote w:type="separator" w:id="-1">
     <w:p>
       <w:pPr>
@@ -1536,127 +2108,37 @@
 </file>
 
 <file path=word/footer1.xml><?xml version="1.0" encoding="utf-8"?>
-<w:ftr xmlns:wpc="http://schemas.microsoft.com/office/word/2010/wordprocessingCanvas" xmlns:cx="http://schemas.microsoft.com/office/drawing/2014/chartex" xmlns:cx1="http://schemas.microsoft.com/office/drawing/2015/9/8/chartex" xmlns:cx2="http://schemas.microsoft.com/office/drawing/2015/10/21/chartex" xmlns:cx3="http://schemas.microsoft.com/office/drawing/2016/5/9/chartex" xmlns:cx4="http://schemas.microsoft.com/office/drawing/2016/5/10/chartex" xmlns:cx5="http://schemas.microsoft.com/office/drawing/2016/5/11/chartex" xmlns:cx6="http://schemas.microsoft.com/office/drawing/2016/5/12/chartex" xmlns:cx7="http://schemas.microsoft.com/office/drawing/2016/5/13/chartex" xmlns:cx8="http://schemas.microsoft.com/office/drawing/2016/5/14/chartex" xmlns:mc="http://schemas.openxmlformats.org/markup-compatibility/2006" xmlns:aink="http://schemas.microsoft.com/office/drawing/2016/ink" xmlns:am3d="http://schemas.microsoft.com/office/drawing/2017/model3d" xmlns:o="urn:schemas-microsoft-com:office:office" xmlns:r="http://schemas.openxmlformats.org/officeDocument/2006/relationships" xmlns:m="http://schemas.openxmlformats.org/officeDocument/2006/math" xmlns:v="urn:schemas-microsoft-com:vml" xmlns:wp14="http://schemas.microsoft.com/office/word/2010/wordprocessingDrawing" xmlns:wp="http://schemas.openxmlformats.org/drawingml/2006/wordprocessingDrawing" xmlns:w10="urn:schemas-microsoft-com:office:word" xmlns:w="http://schemas.openxmlformats.org/wordprocessingml/2006/main" xmlns:w14="http://schemas.microsoft.com/office/word/2010/wordml" xmlns:w15="http://schemas.microsoft.com/office/word/2012/wordml" xmlns:w16cex="http://schemas.microsoft.com/office/word/2018/wordml/cex" xmlns:w16cid="http://schemas.microsoft.com/office/word/2016/wordml/cid" xmlns:w16="http://schemas.microsoft.com/office/word/2018/wordml" xmlns:w16sdtdh="http://schemas.microsoft.com/office/word/2020/wordml/sdtdatahash" xmlns:w16se="http://schemas.microsoft.com/office/word/2015/wordml/symex" xmlns:wpg="http://schemas.microsoft.com/office/word/2010/wordprocessingGroup" xmlns:wpi="http://schemas.microsoft.com/office/word/2010/wordprocessingInk" xmlns:wne="http://schemas.microsoft.com/office/word/2006/wordml" xmlns:wps="http://schemas.microsoft.com/office/word/2010/wordprocessingShape" mc:Ignorable="w14 w15 w16se w16cid w16 w16cex w16sdtdh wp14">
-  <w:tbl>
-    <w:tblPr>
-      <w:tblStyle w:val="PlainTable4"/>
-      <w:tblW w:w="0" w:type="auto"/>
-      <w:tblLook w:val="04A0" w:firstRow="1" w:lastRow="0" w:firstColumn="1" w:lastColumn="0" w:noHBand="0" w:noVBand="1"/>
-      <w:tblDescription w:val="Footer table"/>
-    </w:tblPr>
-    <w:tblGrid>
-      <w:gridCol w:w="5036"/>
-      <w:gridCol w:w="5044"/>
-    </w:tblGrid>
-    <w:tr>
-      <w:trPr>
-        <w:cnfStyle w:val="100000000000" w:firstRow="1" w:lastRow="0" w:firstColumn="0" w:lastColumn="0" w:oddVBand="0" w:evenVBand="0" w:oddHBand="0" w:evenHBand="0" w:firstRowFirstColumn="0" w:firstRowLastColumn="0" w:lastRowFirstColumn="0" w:lastRowLastColumn="0"/>
-      </w:trPr>
-      <w:tc>
-        <w:tcPr>
-          <w:cnfStyle w:val="001000000000" w:firstRow="0" w:lastRow="0" w:firstColumn="1" w:lastColumn="0" w:oddVBand="0" w:evenVBand="0" w:oddHBand="0" w:evenHBand="0" w:firstRowFirstColumn="0" w:firstRowLastColumn="0" w:lastRowFirstColumn="0" w:lastRowLastColumn="0"/>
-          <w:tcW w:w="5148" w:type="dxa"/>
-        </w:tcPr>
-        <w:p>
-          <w:pPr>
-            <w:pStyle w:val="Footer"/>
-            <w:rPr>
-              <w:lang w:val="en-IE"/>
-            </w:rPr>
-          </w:pPr>
-          <w:r>
-            <w:rPr>
-              <w:lang w:val="en-IE"/>
-            </w:rPr>
-            <w:t xml:space="preserve">Page | </w:t>
-          </w:r>
-          <w:r>
-            <w:rPr>
-              <w:lang w:val="en-IE"/>
-            </w:rPr>
-            <w:fldChar w:fldCharType="begin"/>
-          </w:r>
-          <w:r>
-            <w:rPr>
-              <w:lang w:val="en-IE"/>
-            </w:rPr>
-            <w:instrText xml:space="preserve"> PAGE   \* MERGEFORMAT </w:instrText>
-          </w:r>
-          <w:r>
-            <w:rPr>
-              <w:lang w:val="en-IE"/>
-            </w:rPr>
-            <w:fldChar w:fldCharType="separate"/>
-          </w:r>
-          <w:r>
-            <w:rPr>
-              <w:lang w:val="en-IE"/>
-            </w:rPr>
-            <w:t>2</w:t>
-          </w:r>
-          <w:r>
-            <w:rPr>
-              <w:lang w:val="en-IE"/>
-            </w:rPr>
-            <w:fldChar w:fldCharType="end"/>
-          </w:r>
-        </w:p>
-      </w:tc>
-      <w:sdt>
-        <w:sdtPr>
-          <w:rPr>
-            <w:lang w:val="en-IE"/>
-          </w:rPr>
-          <w:alias w:val="Your Name"/>
-          <w:tag w:val=""/>
-          <w:id w:val="-1352728942"/>
-          <w:placeholder>
-            <w:docPart w:val="79E07135E8B14FD8A2D1D52142A234D0"/>
-          </w:placeholder>
-          <w:dataBinding w:prefixMappings="xmlns:ns0='http://purl.org/dc/elements/1.1/' xmlns:ns1='http://schemas.openxmlformats.org/package/2006/metadata/core-properties' " w:xpath="/ns1:coreProperties[1]/ns0:creator[1]" w:storeItemID="{6C3C8BC8-F283-45AE-878A-BAB7291924A1}"/>
-          <w:text/>
-        </w:sdtPr>
-        <w:sdtEndPr/>
-        <w:sdtContent>
-          <w:tc>
-            <w:tcPr>
-              <w:tcW w:w="5148" w:type="dxa"/>
-            </w:tcPr>
-            <w:p>
-              <w:pPr>
-                <w:pStyle w:val="Footer"/>
-                <w:jc w:val="right"/>
-                <w:cnfStyle w:val="100000000000" w:firstRow="1" w:lastRow="0" w:firstColumn="0" w:lastColumn="0" w:oddVBand="0" w:evenVBand="0" w:oddHBand="0" w:evenHBand="0" w:firstRowFirstColumn="0" w:firstRowLastColumn="0" w:lastRowFirstColumn="0" w:lastRowLastColumn="0"/>
-                <w:rPr>
-                  <w:lang w:val="en-IE"/>
-                </w:rPr>
-              </w:pPr>
-              <w:r>
-                <w:rPr>
-                  <w:lang w:val="en-IE"/>
-                </w:rPr>
-                <w:t>Danny Delaney</w:t>
-              </w:r>
-            </w:p>
-          </w:tc>
-        </w:sdtContent>
-      </w:sdt>
-    </w:tr>
-  </w:tbl>
+<w:ftr xmlns:wpc="http://schemas.microsoft.com/office/word/2010/wordprocessingCanvas" xmlns:cx="http://schemas.microsoft.com/office/drawing/2014/chartex" xmlns:cx1="http://schemas.microsoft.com/office/drawing/2015/9/8/chartex" xmlns:cx2="http://schemas.microsoft.com/office/drawing/2015/10/21/chartex" xmlns:cx3="http://schemas.microsoft.com/office/drawing/2016/5/9/chartex" xmlns:cx4="http://schemas.microsoft.com/office/drawing/2016/5/10/chartex" xmlns:cx5="http://schemas.microsoft.com/office/drawing/2016/5/11/chartex" xmlns:cx6="http://schemas.microsoft.com/office/drawing/2016/5/12/chartex" xmlns:cx7="http://schemas.microsoft.com/office/drawing/2016/5/13/chartex" xmlns:cx8="http://schemas.microsoft.com/office/drawing/2016/5/14/chartex" xmlns:mc="http://schemas.openxmlformats.org/markup-compatibility/2006" xmlns:aink="http://schemas.microsoft.com/office/drawing/2016/ink" xmlns:am3d="http://schemas.microsoft.com/office/drawing/2017/model3d" xmlns:o="urn:schemas-microsoft-com:office:office" xmlns:oel="http://schemas.microsoft.com/office/2019/extlst" xmlns:r="http://schemas.openxmlformats.org/officeDocument/2006/relationships" xmlns:m="http://schemas.openxmlformats.org/officeDocument/2006/math" xmlns:v="urn:schemas-microsoft-com:vml" xmlns:wp14="http://schemas.microsoft.com/office/word/2010/wordprocessingDrawing" xmlns:wp="http://schemas.openxmlformats.org/drawingml/2006/wordprocessingDrawing" xmlns:w10="urn:schemas-microsoft-com:office:word" xmlns:w="http://schemas.openxmlformats.org/wordprocessingml/2006/main" xmlns:w14="http://schemas.microsoft.com/office/word/2010/wordml" xmlns:w15="http://schemas.microsoft.com/office/word/2012/wordml" xmlns:w16cex="http://schemas.microsoft.com/office/word/2018/wordml/cex" xmlns:w16cid="http://schemas.microsoft.com/office/word/2016/wordml/cid" xmlns:w16="http://schemas.microsoft.com/office/word/2018/wordml" xmlns:w16du="http://schemas.microsoft.com/office/word/2023/wordml/word16du" xmlns:w16sdtdh="http://schemas.microsoft.com/office/word/2020/wordml/sdtdatahash" xmlns:w16sdtfl="http://schemas.microsoft.com/office/word/2024/wordml/sdtformatlock" xmlns:w16se="http://schemas.microsoft.com/office/word/2015/wordml/symex" xmlns:wpg="http://schemas.microsoft.com/office/word/2010/wordprocessingGroup" xmlns:wpi="http://schemas.microsoft.com/office/word/2010/wordprocessingInk" xmlns:wne="http://schemas.microsoft.com/office/word/2006/wordml" xmlns:wps="http://schemas.microsoft.com/office/word/2010/wordprocessingShape" mc:Ignorable="w14 w15 w16se w16cid w16 w16cex w16sdtdh w16sdtfl w16du wp14">
   <w:p>
     <w:pPr>
       <w:pStyle w:val="Footer"/>
-      <w:rPr>
-        <w:lang w:val="en-IE"/>
-      </w:rPr>
     </w:pPr>
   </w:p>
-  <w:p/>
+</w:ftr>
+</file>
+
+<file path=word/footer2.xml><?xml version="1.0" encoding="utf-8"?>
+<w:ftr xmlns:wpc="http://schemas.microsoft.com/office/word/2010/wordprocessingCanvas" xmlns:cx="http://schemas.microsoft.com/office/drawing/2014/chartex" xmlns:cx1="http://schemas.microsoft.com/office/drawing/2015/9/8/chartex" xmlns:cx2="http://schemas.microsoft.com/office/drawing/2015/10/21/chartex" xmlns:cx3="http://schemas.microsoft.com/office/drawing/2016/5/9/chartex" xmlns:cx4="http://schemas.microsoft.com/office/drawing/2016/5/10/chartex" xmlns:cx5="http://schemas.microsoft.com/office/drawing/2016/5/11/chartex" xmlns:cx6="http://schemas.microsoft.com/office/drawing/2016/5/12/chartex" xmlns:cx7="http://schemas.microsoft.com/office/drawing/2016/5/13/chartex" xmlns:cx8="http://schemas.microsoft.com/office/drawing/2016/5/14/chartex" xmlns:mc="http://schemas.openxmlformats.org/markup-compatibility/2006" xmlns:aink="http://schemas.microsoft.com/office/drawing/2016/ink" xmlns:am3d="http://schemas.microsoft.com/office/drawing/2017/model3d" xmlns:o="urn:schemas-microsoft-com:office:office" xmlns:oel="http://schemas.microsoft.com/office/2019/extlst" xmlns:r="http://schemas.openxmlformats.org/officeDocument/2006/relationships" xmlns:m="http://schemas.openxmlformats.org/officeDocument/2006/math" xmlns:v="urn:schemas-microsoft-com:vml" xmlns:wp14="http://schemas.microsoft.com/office/word/2010/wordprocessingDrawing" xmlns:wp="http://schemas.openxmlformats.org/drawingml/2006/wordprocessingDrawing" xmlns:w10="urn:schemas-microsoft-com:office:word" xmlns:w="http://schemas.openxmlformats.org/wordprocessingml/2006/main" xmlns:w14="http://schemas.microsoft.com/office/word/2010/wordml" xmlns:w15="http://schemas.microsoft.com/office/word/2012/wordml" xmlns:w16cex="http://schemas.microsoft.com/office/word/2018/wordml/cex" xmlns:w16cid="http://schemas.microsoft.com/office/word/2016/wordml/cid" xmlns:w16="http://schemas.microsoft.com/office/word/2018/wordml" xmlns:w16du="http://schemas.microsoft.com/office/word/2023/wordml/word16du" xmlns:w16sdtdh="http://schemas.microsoft.com/office/word/2020/wordml/sdtdatahash" xmlns:w16sdtfl="http://schemas.microsoft.com/office/word/2024/wordml/sdtformatlock" xmlns:w16se="http://schemas.microsoft.com/office/word/2015/wordml/symex" xmlns:wpg="http://schemas.microsoft.com/office/word/2010/wordprocessingGroup" xmlns:wpi="http://schemas.microsoft.com/office/word/2010/wordprocessingInk" xmlns:wne="http://schemas.microsoft.com/office/word/2006/wordml" xmlns:wps="http://schemas.microsoft.com/office/word/2010/wordprocessingShape" mc:Ignorable="w14 w15 w16se w16cid w16 w16cex w16sdtdh w16sdtfl w16du wp14">
+  <w:p>
+    <w:pPr>
+      <w:pStyle w:val="Footer"/>
+    </w:pPr>
+  </w:p>
+</w:ftr>
+</file>
+
+<file path=word/footer3.xml><?xml version="1.0" encoding="utf-8"?>
+<w:ftr xmlns:wpc="http://schemas.microsoft.com/office/word/2010/wordprocessingCanvas" xmlns:cx="http://schemas.microsoft.com/office/drawing/2014/chartex" xmlns:cx1="http://schemas.microsoft.com/office/drawing/2015/9/8/chartex" xmlns:cx2="http://schemas.microsoft.com/office/drawing/2015/10/21/chartex" xmlns:cx3="http://schemas.microsoft.com/office/drawing/2016/5/9/chartex" xmlns:cx4="http://schemas.microsoft.com/office/drawing/2016/5/10/chartex" xmlns:cx5="http://schemas.microsoft.com/office/drawing/2016/5/11/chartex" xmlns:cx6="http://schemas.microsoft.com/office/drawing/2016/5/12/chartex" xmlns:cx7="http://schemas.microsoft.com/office/drawing/2016/5/13/chartex" xmlns:cx8="http://schemas.microsoft.com/office/drawing/2016/5/14/chartex" xmlns:mc="http://schemas.openxmlformats.org/markup-compatibility/2006" xmlns:aink="http://schemas.microsoft.com/office/drawing/2016/ink" xmlns:am3d="http://schemas.microsoft.com/office/drawing/2017/model3d" xmlns:o="urn:schemas-microsoft-com:office:office" xmlns:oel="http://schemas.microsoft.com/office/2019/extlst" xmlns:r="http://schemas.openxmlformats.org/officeDocument/2006/relationships" xmlns:m="http://schemas.openxmlformats.org/officeDocument/2006/math" xmlns:v="urn:schemas-microsoft-com:vml" xmlns:wp14="http://schemas.microsoft.com/office/word/2010/wordprocessingDrawing" xmlns:wp="http://schemas.openxmlformats.org/drawingml/2006/wordprocessingDrawing" xmlns:w10="urn:schemas-microsoft-com:office:word" xmlns:w="http://schemas.openxmlformats.org/wordprocessingml/2006/main" xmlns:w14="http://schemas.microsoft.com/office/word/2010/wordml" xmlns:w15="http://schemas.microsoft.com/office/word/2012/wordml" xmlns:w16cex="http://schemas.microsoft.com/office/word/2018/wordml/cex" xmlns:w16cid="http://schemas.microsoft.com/office/word/2016/wordml/cid" xmlns:w16="http://schemas.microsoft.com/office/word/2018/wordml" xmlns:w16du="http://schemas.microsoft.com/office/word/2023/wordml/word16du" xmlns:w16sdtdh="http://schemas.microsoft.com/office/word/2020/wordml/sdtdatahash" xmlns:w16sdtfl="http://schemas.microsoft.com/office/word/2024/wordml/sdtformatlock" xmlns:w16se="http://schemas.microsoft.com/office/word/2015/wordml/symex" xmlns:wpg="http://schemas.microsoft.com/office/word/2010/wordprocessingGroup" xmlns:wpi="http://schemas.microsoft.com/office/word/2010/wordprocessingInk" xmlns:wne="http://schemas.microsoft.com/office/word/2006/wordml" xmlns:wps="http://schemas.microsoft.com/office/word/2010/wordprocessingShape" mc:Ignorable="w14 w15 w16se w16cid w16 w16cex w16sdtdh w16sdtfl w16du wp14">
+  <w:p>
+    <w:pPr>
+      <w:pStyle w:val="Footer"/>
+    </w:pPr>
+  </w:p>
 </w:ftr>
 </file>
 
 <file path=word/footnotes.xml><?xml version="1.0" encoding="utf-8"?>
-<w:footnotes xmlns:wpc="http://schemas.microsoft.com/office/word/2010/wordprocessingCanvas" xmlns:cx="http://schemas.microsoft.com/office/drawing/2014/chartex" xmlns:cx1="http://schemas.microsoft.com/office/drawing/2015/9/8/chartex" xmlns:cx2="http://schemas.microsoft.com/office/drawing/2015/10/21/chartex" xmlns:cx3="http://schemas.microsoft.com/office/drawing/2016/5/9/chartex" xmlns:cx4="http://schemas.microsoft.com/office/drawing/2016/5/10/chartex" xmlns:cx5="http://schemas.microsoft.com/office/drawing/2016/5/11/chartex" xmlns:cx6="http://schemas.microsoft.com/office/drawing/2016/5/12/chartex" xmlns:cx7="http://schemas.microsoft.com/office/drawing/2016/5/13/chartex" xmlns:cx8="http://schemas.microsoft.com/office/drawing/2016/5/14/chartex" xmlns:mc="http://schemas.openxmlformats.org/markup-compatibility/2006" xmlns:aink="http://schemas.microsoft.com/office/drawing/2016/ink" xmlns:am3d="http://schemas.microsoft.com/office/drawing/2017/model3d" xmlns:o="urn:schemas-microsoft-com:office:office" xmlns:r="http://schemas.openxmlformats.org/officeDocument/2006/relationships" xmlns:m="http://schemas.openxmlformats.org/officeDocument/2006/math" xmlns:v="urn:schemas-microsoft-com:vml" xmlns:wp14="http://schemas.microsoft.com/office/word/2010/wordprocessingDrawing" xmlns:wp="http://schemas.openxmlformats.org/drawingml/2006/wordprocessingDrawing" xmlns:w10="urn:schemas-microsoft-com:office:word" xmlns:w="http://schemas.openxmlformats.org/wordprocessingml/2006/main" xmlns:w14="http://schemas.microsoft.com/office/word/2010/wordml" xmlns:w15="http://schemas.microsoft.com/office/word/2012/wordml" xmlns:w16cex="http://schemas.microsoft.com/office/word/2018/wordml/cex" xmlns:w16cid="http://schemas.microsoft.com/office/word/2016/wordml/cid" xmlns:w16="http://schemas.microsoft.com/office/word/2018/wordml" xmlns:w16sdtdh="http://schemas.microsoft.com/office/word/2020/wordml/sdtdatahash" xmlns:w16se="http://schemas.microsoft.com/office/word/2015/wordml/symex" xmlns:wpg="http://schemas.microsoft.com/office/word/2010/wordprocessingGroup" xmlns:wpi="http://schemas.microsoft.com/office/word/2010/wordprocessingInk" xmlns:wne="http://schemas.microsoft.com/office/word/2006/wordml" xmlns:wps="http://schemas.microsoft.com/office/word/2010/wordprocessingShape" mc:Ignorable="w14 w15 w16se w16cid w16 w16cex w16sdtdh wp14">
+<w:footnotes xmlns:wpc="http://schemas.microsoft.com/office/word/2010/wordprocessingCanvas" xmlns:cx="http://schemas.microsoft.com/office/drawing/2014/chartex" xmlns:cx1="http://schemas.microsoft.com/office/drawing/2015/9/8/chartex" xmlns:cx2="http://schemas.microsoft.com/office/drawing/2015/10/21/chartex" xmlns:cx3="http://schemas.microsoft.com/office/drawing/2016/5/9/chartex" xmlns:cx4="http://schemas.microsoft.com/office/drawing/2016/5/10/chartex" xmlns:cx5="http://schemas.microsoft.com/office/drawing/2016/5/11/chartex" xmlns:cx6="http://schemas.microsoft.com/office/drawing/2016/5/12/chartex" xmlns:cx7="http://schemas.microsoft.com/office/drawing/2016/5/13/chartex" xmlns:cx8="http://schemas.microsoft.com/office/drawing/2016/5/14/chartex" xmlns:mc="http://schemas.openxmlformats.org/markup-compatibility/2006" xmlns:aink="http://schemas.microsoft.com/office/drawing/2016/ink" xmlns:am3d="http://schemas.microsoft.com/office/drawing/2017/model3d" xmlns:o="urn:schemas-microsoft-com:office:office" xmlns:oel="http://schemas.microsoft.com/office/2019/extlst" xmlns:r="http://schemas.openxmlformats.org/officeDocument/2006/relationships" xmlns:m="http://schemas.openxmlformats.org/officeDocument/2006/math" xmlns:v="urn:schemas-microsoft-com:vml" xmlns:wp14="http://schemas.microsoft.com/office/word/2010/wordprocessingDrawing" xmlns:wp="http://schemas.openxmlformats.org/drawingml/2006/wordprocessingDrawing" xmlns:w10="urn:schemas-microsoft-com:office:word" xmlns:w="http://schemas.openxmlformats.org/wordprocessingml/2006/main" xmlns:w14="http://schemas.microsoft.com/office/word/2010/wordml" xmlns:w15="http://schemas.microsoft.com/office/word/2012/wordml" xmlns:w16cex="http://schemas.microsoft.com/office/word/2018/wordml/cex" xmlns:w16cid="http://schemas.microsoft.com/office/word/2016/wordml/cid" xmlns:w16="http://schemas.microsoft.com/office/word/2018/wordml" xmlns:w16du="http://schemas.microsoft.com/office/word/2023/wordml/word16du" xmlns:w16sdtdh="http://schemas.microsoft.com/office/word/2020/wordml/sdtdatahash" xmlns:w16sdtfl="http://schemas.microsoft.com/office/word/2024/wordml/sdtformatlock" xmlns:w16se="http://schemas.microsoft.com/office/word/2015/wordml/symex" xmlns:wpg="http://schemas.microsoft.com/office/word/2010/wordprocessingGroup" xmlns:wpi="http://schemas.microsoft.com/office/word/2010/wordprocessingInk" xmlns:wne="http://schemas.microsoft.com/office/word/2006/wordml" xmlns:wps="http://schemas.microsoft.com/office/word/2010/wordprocessingShape" mc:Ignorable="w14 w15 w16se w16cid w16 w16cex w16sdtdh w16sdtfl w16du wp14">
   <w:footnote w:type="separator" w:id="-1">
     <w:p>
       <w:pPr>
@@ -1694,8 +2176,42 @@
 </w:footnotes>
 </file>
 
+<file path=word/header1.xml><?xml version="1.0" encoding="utf-8"?>
+<w:hdr xmlns:wpc="http://schemas.microsoft.com/office/word/2010/wordprocessingCanvas" xmlns:cx="http://schemas.microsoft.com/office/drawing/2014/chartex" xmlns:cx1="http://schemas.microsoft.com/office/drawing/2015/9/8/chartex" xmlns:cx2="http://schemas.microsoft.com/office/drawing/2015/10/21/chartex" xmlns:cx3="http://schemas.microsoft.com/office/drawing/2016/5/9/chartex" xmlns:cx4="http://schemas.microsoft.com/office/drawing/2016/5/10/chartex" xmlns:cx5="http://schemas.microsoft.com/office/drawing/2016/5/11/chartex" xmlns:cx6="http://schemas.microsoft.com/office/drawing/2016/5/12/chartex" xmlns:cx7="http://schemas.microsoft.com/office/drawing/2016/5/13/chartex" xmlns:cx8="http://schemas.microsoft.com/office/drawing/2016/5/14/chartex" xmlns:mc="http://schemas.openxmlformats.org/markup-compatibility/2006" xmlns:aink="http://schemas.microsoft.com/office/drawing/2016/ink" xmlns:am3d="http://schemas.microsoft.com/office/drawing/2017/model3d" xmlns:o="urn:schemas-microsoft-com:office:office" xmlns:oel="http://schemas.microsoft.com/office/2019/extlst" xmlns:r="http://schemas.openxmlformats.org/officeDocument/2006/relationships" xmlns:m="http://schemas.openxmlformats.org/officeDocument/2006/math" xmlns:v="urn:schemas-microsoft-com:vml" xmlns:wp14="http://schemas.microsoft.com/office/word/2010/wordprocessingDrawing" xmlns:wp="http://schemas.openxmlformats.org/drawingml/2006/wordprocessingDrawing" xmlns:w10="urn:schemas-microsoft-com:office:word" xmlns:w="http://schemas.openxmlformats.org/wordprocessingml/2006/main" xmlns:w14="http://schemas.microsoft.com/office/word/2010/wordml" xmlns:w15="http://schemas.microsoft.com/office/word/2012/wordml" xmlns:w16cex="http://schemas.microsoft.com/office/word/2018/wordml/cex" xmlns:w16cid="http://schemas.microsoft.com/office/word/2016/wordml/cid" xmlns:w16="http://schemas.microsoft.com/office/word/2018/wordml" xmlns:w16du="http://schemas.microsoft.com/office/word/2023/wordml/word16du" xmlns:w16sdtdh="http://schemas.microsoft.com/office/word/2020/wordml/sdtdatahash" xmlns:w16sdtfl="http://schemas.microsoft.com/office/word/2024/wordml/sdtformatlock" xmlns:w16se="http://schemas.microsoft.com/office/word/2015/wordml/symex" xmlns:wpg="http://schemas.microsoft.com/office/word/2010/wordprocessingGroup" xmlns:wpi="http://schemas.microsoft.com/office/word/2010/wordprocessingInk" xmlns:wne="http://schemas.microsoft.com/office/word/2006/wordml" xmlns:wps="http://schemas.microsoft.com/office/word/2010/wordprocessingShape" mc:Ignorable="w14 w15 w16se w16cid w16 w16cex w16sdtdh w16sdtfl w16du wp14">
+  <w:p>
+    <w:pPr>
+      <w:pStyle w:val="Header"/>
+    </w:pPr>
+  </w:p>
+</w:hdr>
+</file>
+
+<file path=word/header2.xml><?xml version="1.0" encoding="utf-8"?>
+<w:hdr xmlns:wpc="http://schemas.microsoft.com/office/word/2010/wordprocessingCanvas" xmlns:cx="http://schemas.microsoft.com/office/drawing/2014/chartex" xmlns:cx1="http://schemas.microsoft.com/office/drawing/2015/9/8/chartex" xmlns:cx2="http://schemas.microsoft.com/office/drawing/2015/10/21/chartex" xmlns:cx3="http://schemas.microsoft.com/office/drawing/2016/5/9/chartex" xmlns:cx4="http://schemas.microsoft.com/office/drawing/2016/5/10/chartex" xmlns:cx5="http://schemas.microsoft.com/office/drawing/2016/5/11/chartex" xmlns:cx6="http://schemas.microsoft.com/office/drawing/2016/5/12/chartex" xmlns:cx7="http://schemas.microsoft.com/office/drawing/2016/5/13/chartex" xmlns:cx8="http://schemas.microsoft.com/office/drawing/2016/5/14/chartex" xmlns:mc="http://schemas.openxmlformats.org/markup-compatibility/2006" xmlns:aink="http://schemas.microsoft.com/office/drawing/2016/ink" xmlns:am3d="http://schemas.microsoft.com/office/drawing/2017/model3d" xmlns:o="urn:schemas-microsoft-com:office:office" xmlns:oel="http://schemas.microsoft.com/office/2019/extlst" xmlns:r="http://schemas.openxmlformats.org/officeDocument/2006/relationships" xmlns:m="http://schemas.openxmlformats.org/officeDocument/2006/math" xmlns:v="urn:schemas-microsoft-com:vml" xmlns:wp14="http://schemas.microsoft.com/office/word/2010/wordprocessingDrawing" xmlns:wp="http://schemas.openxmlformats.org/drawingml/2006/wordprocessingDrawing" xmlns:w10="urn:schemas-microsoft-com:office:word" xmlns:w="http://schemas.openxmlformats.org/wordprocessingml/2006/main" xmlns:w14="http://schemas.microsoft.com/office/word/2010/wordml" xmlns:w15="http://schemas.microsoft.com/office/word/2012/wordml" xmlns:w16cex="http://schemas.microsoft.com/office/word/2018/wordml/cex" xmlns:w16cid="http://schemas.microsoft.com/office/word/2016/wordml/cid" xmlns:w16="http://schemas.microsoft.com/office/word/2018/wordml" xmlns:w16du="http://schemas.microsoft.com/office/word/2023/wordml/word16du" xmlns:w16sdtdh="http://schemas.microsoft.com/office/word/2020/wordml/sdtdatahash" xmlns:w16sdtfl="http://schemas.microsoft.com/office/word/2024/wordml/sdtformatlock" xmlns:w16se="http://schemas.microsoft.com/office/word/2015/wordml/symex" xmlns:wpg="http://schemas.microsoft.com/office/word/2010/wordprocessingGroup" xmlns:wpi="http://schemas.microsoft.com/office/word/2010/wordprocessingInk" xmlns:wne="http://schemas.microsoft.com/office/word/2006/wordml" xmlns:wps="http://schemas.microsoft.com/office/word/2010/wordprocessingShape" mc:Ignorable="w14 w15 w16se w16cid w16 w16cex w16sdtdh w16sdtfl w16du wp14">
+  <w:p>
+    <w:pPr>
+      <w:pStyle w:val="ContactInfo"/>
+      <w:jc w:val="center"/>
+    </w:pPr>
+  </w:p>
+</w:hdr>
+</file>
+
+<file path=word/header3.xml><?xml version="1.0" encoding="utf-8"?>
+<w:hdr xmlns:wpc="http://schemas.microsoft.com/office/word/2010/wordprocessingCanvas" xmlns:cx="http://schemas.microsoft.com/office/drawing/2014/chartex" xmlns:cx1="http://schemas.microsoft.com/office/drawing/2015/9/8/chartex" xmlns:cx2="http://schemas.microsoft.com/office/drawing/2015/10/21/chartex" xmlns:cx3="http://schemas.microsoft.com/office/drawing/2016/5/9/chartex" xmlns:cx4="http://schemas.microsoft.com/office/drawing/2016/5/10/chartex" xmlns:cx5="http://schemas.microsoft.com/office/drawing/2016/5/11/chartex" xmlns:cx6="http://schemas.microsoft.com/office/drawing/2016/5/12/chartex" xmlns:cx7="http://schemas.microsoft.com/office/drawing/2016/5/13/chartex" xmlns:cx8="http://schemas.microsoft.com/office/drawing/2016/5/14/chartex" xmlns:mc="http://schemas.openxmlformats.org/markup-compatibility/2006" xmlns:aink="http://schemas.microsoft.com/office/drawing/2016/ink" xmlns:am3d="http://schemas.microsoft.com/office/drawing/2017/model3d" xmlns:o="urn:schemas-microsoft-com:office:office" xmlns:oel="http://schemas.microsoft.com/office/2019/extlst" xmlns:r="http://schemas.openxmlformats.org/officeDocument/2006/relationships" xmlns:m="http://schemas.openxmlformats.org/officeDocument/2006/math" xmlns:v="urn:schemas-microsoft-com:vml" xmlns:wp14="http://schemas.microsoft.com/office/word/2010/wordprocessingDrawing" xmlns:wp="http://schemas.openxmlformats.org/drawingml/2006/wordprocessingDrawing" xmlns:w10="urn:schemas-microsoft-com:office:word" xmlns:w="http://schemas.openxmlformats.org/wordprocessingml/2006/main" xmlns:w14="http://schemas.microsoft.com/office/word/2010/wordml" xmlns:w15="http://schemas.microsoft.com/office/word/2012/wordml" xmlns:w16cex="http://schemas.microsoft.com/office/word/2018/wordml/cex" xmlns:w16cid="http://schemas.microsoft.com/office/word/2016/wordml/cid" xmlns:w16="http://schemas.microsoft.com/office/word/2018/wordml" xmlns:w16du="http://schemas.microsoft.com/office/word/2023/wordml/word16du" xmlns:w16sdtdh="http://schemas.microsoft.com/office/word/2020/wordml/sdtdatahash" xmlns:w16sdtfl="http://schemas.microsoft.com/office/word/2024/wordml/sdtformatlock" xmlns:w16se="http://schemas.microsoft.com/office/word/2015/wordml/symex" xmlns:wpg="http://schemas.microsoft.com/office/word/2010/wordprocessingGroup" xmlns:wpi="http://schemas.microsoft.com/office/word/2010/wordprocessingInk" xmlns:wne="http://schemas.microsoft.com/office/word/2006/wordml" xmlns:wps="http://schemas.microsoft.com/office/word/2010/wordprocessingShape" mc:Ignorable="w14 w15 w16se w16cid w16 w16cex w16sdtdh w16sdtfl w16du wp14">
+  <w:p>
+    <w:pPr>
+      <w:pStyle w:val="Name"/>
+    </w:pPr>
+    <w:r>
+      <w:t>Danny DElaney</w:t>
+    </w:r>
+  </w:p>
+</w:hdr>
+</file>
+
 <file path=word/numbering.xml><?xml version="1.0" encoding="utf-8"?>
-<w:numbering xmlns:wpc="http://schemas.microsoft.com/office/word/2010/wordprocessingCanvas" xmlns:cx="http://schemas.microsoft.com/office/drawing/2014/chartex" xmlns:cx1="http://schemas.microsoft.com/office/drawing/2015/9/8/chartex" xmlns:cx2="http://schemas.microsoft.com/office/drawing/2015/10/21/chartex" xmlns:cx3="http://schemas.microsoft.com/office/drawing/2016/5/9/chartex" xmlns:cx4="http://schemas.microsoft.com/office/drawing/2016/5/10/chartex" xmlns:cx5="http://schemas.microsoft.com/office/drawing/2016/5/11/chartex" xmlns:cx6="http://schemas.microsoft.com/office/drawing/2016/5/12/chartex" xmlns:cx7="http://schemas.microsoft.com/office/drawing/2016/5/13/chartex" xmlns:cx8="http://schemas.microsoft.com/office/drawing/2016/5/14/chartex" xmlns:mc="http://schemas.openxmlformats.org/markup-compatibility/2006" xmlns:aink="http://schemas.microsoft.com/office/drawing/2016/ink" xmlns:am3d="http://schemas.microsoft.com/office/drawing/2017/model3d" xmlns:o="urn:schemas-microsoft-com:office:office" xmlns:r="http://schemas.openxmlformats.org/officeDocument/2006/relationships" xmlns:m="http://schemas.openxmlformats.org/officeDocument/2006/math" xmlns:v="urn:schemas-microsoft-com:vml" xmlns:wp14="http://schemas.microsoft.com/office/word/2010/wordprocessingDrawing" xmlns:wp="http://schemas.openxmlformats.org/drawingml/2006/wordprocessingDrawing" xmlns:w10="urn:schemas-microsoft-com:office:word" xmlns:w="http://schemas.openxmlformats.org/wordprocessingml/2006/main" xmlns:w14="http://schemas.microsoft.com/office/word/2010/wordml" xmlns:w15="http://schemas.microsoft.com/office/word/2012/wordml" xmlns:w16cex="http://schemas.microsoft.com/office/word/2018/wordml/cex" xmlns:w16cid="http://schemas.microsoft.com/office/word/2016/wordml/cid" xmlns:w16="http://schemas.microsoft.com/office/word/2018/wordml" xmlns:w16sdtdh="http://schemas.microsoft.com/office/word/2020/wordml/sdtdatahash" xmlns:w16se="http://schemas.microsoft.com/office/word/2015/wordml/symex" xmlns:wpg="http://schemas.microsoft.com/office/word/2010/wordprocessingGroup" xmlns:wpi="http://schemas.microsoft.com/office/word/2010/wordprocessingInk" xmlns:wne="http://schemas.microsoft.com/office/word/2006/wordml" xmlns:wps="http://schemas.microsoft.com/office/word/2010/wordprocessingShape" mc:Ignorable="w14 w15 w16se w16cid w16 w16cex w16sdtdh wp14">
+<w:numbering xmlns:wpc="http://schemas.microsoft.com/office/word/2010/wordprocessingCanvas" xmlns:cx="http://schemas.microsoft.com/office/drawing/2014/chartex" xmlns:cx1="http://schemas.microsoft.com/office/drawing/2015/9/8/chartex" xmlns:cx2="http://schemas.microsoft.com/office/drawing/2015/10/21/chartex" xmlns:cx3="http://schemas.microsoft.com/office/drawing/2016/5/9/chartex" xmlns:cx4="http://schemas.microsoft.com/office/drawing/2016/5/10/chartex" xmlns:cx5="http://schemas.microsoft.com/office/drawing/2016/5/11/chartex" xmlns:cx6="http://schemas.microsoft.com/office/drawing/2016/5/12/chartex" xmlns:cx7="http://schemas.microsoft.com/office/drawing/2016/5/13/chartex" xmlns:cx8="http://schemas.microsoft.com/office/drawing/2016/5/14/chartex" xmlns:mc="http://schemas.openxmlformats.org/markup-compatibility/2006" xmlns:aink="http://schemas.microsoft.com/office/drawing/2016/ink" xmlns:am3d="http://schemas.microsoft.com/office/drawing/2017/model3d" xmlns:o="urn:schemas-microsoft-com:office:office" xmlns:oel="http://schemas.microsoft.com/office/2019/extlst" xmlns:r="http://schemas.openxmlformats.org/officeDocument/2006/relationships" xmlns:m="http://schemas.openxmlformats.org/officeDocument/2006/math" xmlns:v="urn:schemas-microsoft-com:vml" xmlns:wp14="http://schemas.microsoft.com/office/word/2010/wordprocessingDrawing" xmlns:wp="http://schemas.openxmlformats.org/drawingml/2006/wordprocessingDrawing" xmlns:w10="urn:schemas-microsoft-com:office:word" xmlns:w="http://schemas.openxmlformats.org/wordprocessingml/2006/main" xmlns:w14="http://schemas.microsoft.com/office/word/2010/wordml" xmlns:w15="http://schemas.microsoft.com/office/word/2012/wordml" xmlns:w16cex="http://schemas.microsoft.com/office/word/2018/wordml/cex" xmlns:w16cid="http://schemas.microsoft.com/office/word/2016/wordml/cid" xmlns:w16="http://schemas.microsoft.com/office/word/2018/wordml" xmlns:w16du="http://schemas.microsoft.com/office/word/2023/wordml/word16du" xmlns:w16sdtdh="http://schemas.microsoft.com/office/word/2020/wordml/sdtdatahash" xmlns:w16sdtfl="http://schemas.microsoft.com/office/word/2024/wordml/sdtformatlock" xmlns:w16se="http://schemas.microsoft.com/office/word/2015/wordml/symex" xmlns:wpg="http://schemas.microsoft.com/office/word/2010/wordprocessingGroup" xmlns:wpi="http://schemas.microsoft.com/office/word/2010/wordprocessingInk" xmlns:wne="http://schemas.microsoft.com/office/word/2006/wordml" xmlns:wps="http://schemas.microsoft.com/office/word/2010/wordprocessingShape" mc:Ignorable="w14 w15 w16se w16cid w16 w16cex w16sdtdh w16sdtfl w16du wp14">
   <w:abstractNum w:abstractNumId="0" w15:restartNumberingAfterBreak="0">
     <w:nsid w:val="097F0383"/>
     <w:multiLevelType w:val="hybridMultilevel"/>
@@ -2347,29 +2863,29 @@
       </w:rPr>
     </w:lvl>
   </w:abstractNum>
-  <w:num w:numId="1">
+  <w:num w:numId="1" w16cid:durableId="381365307">
     <w:abstractNumId w:val="4"/>
   </w:num>
-  <w:num w:numId="2">
+  <w:num w:numId="2" w16cid:durableId="173998929">
     <w:abstractNumId w:val="2"/>
   </w:num>
-  <w:num w:numId="3">
+  <w:num w:numId="3" w16cid:durableId="528757407">
     <w:abstractNumId w:val="1"/>
   </w:num>
-  <w:num w:numId="4">
+  <w:num w:numId="4" w16cid:durableId="1953129672">
     <w:abstractNumId w:val="0"/>
   </w:num>
-  <w:num w:numId="5">
+  <w:num w:numId="5" w16cid:durableId="1929315137">
     <w:abstractNumId w:val="3"/>
   </w:num>
-  <w:num w:numId="6">
+  <w:num w:numId="6" w16cid:durableId="1188055918">
     <w:abstractNumId w:val="5"/>
   </w:num>
 </w:numbering>
 </file>
 
 <file path=word/styles.xml><?xml version="1.0" encoding="utf-8"?>
-<w:styles xmlns:mc="http://schemas.openxmlformats.org/markup-compatibility/2006" xmlns:r="http://schemas.openxmlformats.org/officeDocument/2006/relationships" xmlns:w="http://schemas.openxmlformats.org/wordprocessingml/2006/main" xmlns:w14="http://schemas.microsoft.com/office/word/2010/wordml" xmlns:w15="http://schemas.microsoft.com/office/word/2012/wordml" xmlns:w16cex="http://schemas.microsoft.com/office/word/2018/wordml/cex" xmlns:w16cid="http://schemas.microsoft.com/office/word/2016/wordml/cid" xmlns:w16="http://schemas.microsoft.com/office/word/2018/wordml" xmlns:w16sdtdh="http://schemas.microsoft.com/office/word/2020/wordml/sdtdatahash" xmlns:w16se="http://schemas.microsoft.com/office/word/2015/wordml/symex" mc:Ignorable="w14 w15 w16se w16cid w16 w16cex w16sdtdh">
+<w:styles xmlns:mc="http://schemas.openxmlformats.org/markup-compatibility/2006" xmlns:r="http://schemas.openxmlformats.org/officeDocument/2006/relationships" xmlns:w="http://schemas.openxmlformats.org/wordprocessingml/2006/main" xmlns:w14="http://schemas.microsoft.com/office/word/2010/wordml" xmlns:w15="http://schemas.microsoft.com/office/word/2012/wordml" xmlns:w16cex="http://schemas.microsoft.com/office/word/2018/wordml/cex" xmlns:w16cid="http://schemas.microsoft.com/office/word/2016/wordml/cid" xmlns:w16="http://schemas.microsoft.com/office/word/2018/wordml" xmlns:w16du="http://schemas.microsoft.com/office/word/2023/wordml/word16du" xmlns:w16sdtdh="http://schemas.microsoft.com/office/word/2020/wordml/sdtdatahash" xmlns:w16sdtfl="http://schemas.microsoft.com/office/word/2024/wordml/sdtformatlock" xmlns:w16se="http://schemas.microsoft.com/office/word/2015/wordml/symex" mc:Ignorable="w14 w15 w16se w16cid w16 w16cex w16sdtdh w16sdtfl w16du">
   <w:docDefaults>
     <w:rPrDefault>
       <w:rPr>
@@ -3359,9 +3875,6 @@
         <w:insideH w:val="single" w:sz="4" w:space="0" w:color="auto"/>
       </w:tblBorders>
     </w:tblPr>
-    <w:tcPr>
-      <w:shd w:val="clear" w:color="auto" w:fill="auto"/>
-    </w:tcPr>
     <w:tblStylePr w:type="firstRow">
       <w:rPr>
         <w:b/>
@@ -3549,7 +4062,7 @@
 </file>
 
 <file path=word/glossary/document.xml><?xml version="1.0" encoding="utf-8"?>
-<w:glossaryDocument xmlns:wpc="http://schemas.microsoft.com/office/word/2010/wordprocessingCanvas" xmlns:cx="http://schemas.microsoft.com/office/drawing/2014/chartex" xmlns:cx1="http://schemas.microsoft.com/office/drawing/2015/9/8/chartex" xmlns:cx2="http://schemas.microsoft.com/office/drawing/2015/10/21/chartex" xmlns:cx3="http://schemas.microsoft.com/office/drawing/2016/5/9/chartex" xmlns:cx4="http://schemas.microsoft.com/office/drawing/2016/5/10/chartex" xmlns:cx5="http://schemas.microsoft.com/office/drawing/2016/5/11/chartex" xmlns:cx6="http://schemas.microsoft.com/office/drawing/2016/5/12/chartex" xmlns:cx7="http://schemas.microsoft.com/office/drawing/2016/5/13/chartex" xmlns:cx8="http://schemas.microsoft.com/office/drawing/2016/5/14/chartex" xmlns:mc="http://schemas.openxmlformats.org/markup-compatibility/2006" xmlns:aink="http://schemas.microsoft.com/office/drawing/2016/ink" xmlns:am3d="http://schemas.microsoft.com/office/drawing/2017/model3d" xmlns:o="urn:schemas-microsoft-com:office:office" xmlns:r="http://schemas.openxmlformats.org/officeDocument/2006/relationships" xmlns:m="http://schemas.openxmlformats.org/officeDocument/2006/math" xmlns:v="urn:schemas-microsoft-com:vml" xmlns:wp14="http://schemas.microsoft.com/office/word/2010/wordprocessingDrawing" xmlns:wp="http://schemas.openxmlformats.org/drawingml/2006/wordprocessingDrawing" xmlns:w10="urn:schemas-microsoft-com:office:word" xmlns:w="http://schemas.openxmlformats.org/wordprocessingml/2006/main" xmlns:w14="http://schemas.microsoft.com/office/word/2010/wordml" xmlns:w15="http://schemas.microsoft.com/office/word/2012/wordml" xmlns:w16cex="http://schemas.microsoft.com/office/word/2018/wordml/cex" xmlns:w16cid="http://schemas.microsoft.com/office/word/2016/wordml/cid" xmlns:w16="http://schemas.microsoft.com/office/word/2018/wordml" xmlns:w16sdtdh="http://schemas.microsoft.com/office/word/2020/wordml/sdtdatahash" xmlns:w16se="http://schemas.microsoft.com/office/word/2015/wordml/symex" xmlns:wpg="http://schemas.microsoft.com/office/word/2010/wordprocessingGroup" xmlns:wpi="http://schemas.microsoft.com/office/word/2010/wordprocessingInk" xmlns:wne="http://schemas.microsoft.com/office/word/2006/wordml" xmlns:wps="http://schemas.microsoft.com/office/word/2010/wordprocessingShape" mc:Ignorable="w14 w15 w16se w16cid w16 w16cex w16sdtdh wp14">
+<w:glossaryDocument xmlns:wpc="http://schemas.microsoft.com/office/word/2010/wordprocessingCanvas" xmlns:cx="http://schemas.microsoft.com/office/drawing/2014/chartex" xmlns:cx1="http://schemas.microsoft.com/office/drawing/2015/9/8/chartex" xmlns:cx2="http://schemas.microsoft.com/office/drawing/2015/10/21/chartex" xmlns:cx3="http://schemas.microsoft.com/office/drawing/2016/5/9/chartex" xmlns:cx4="http://schemas.microsoft.com/office/drawing/2016/5/10/chartex" xmlns:cx5="http://schemas.microsoft.com/office/drawing/2016/5/11/chartex" xmlns:cx6="http://schemas.microsoft.com/office/drawing/2016/5/12/chartex" xmlns:cx7="http://schemas.microsoft.com/office/drawing/2016/5/13/chartex" xmlns:cx8="http://schemas.microsoft.com/office/drawing/2016/5/14/chartex" xmlns:mc="http://schemas.openxmlformats.org/markup-compatibility/2006" xmlns:aink="http://schemas.microsoft.com/office/drawing/2016/ink" xmlns:am3d="http://schemas.microsoft.com/office/drawing/2017/model3d" xmlns:o="urn:schemas-microsoft-com:office:office" xmlns:oel="http://schemas.microsoft.com/office/2019/extlst" xmlns:r="http://schemas.openxmlformats.org/officeDocument/2006/relationships" xmlns:m="http://schemas.openxmlformats.org/officeDocument/2006/math" xmlns:v="urn:schemas-microsoft-com:vml" xmlns:wp14="http://schemas.microsoft.com/office/word/2010/wordprocessingDrawing" xmlns:wp="http://schemas.openxmlformats.org/drawingml/2006/wordprocessingDrawing" xmlns:w10="urn:schemas-microsoft-com:office:word" xmlns:w="http://schemas.openxmlformats.org/wordprocessingml/2006/main" xmlns:w14="http://schemas.microsoft.com/office/word/2010/wordml" xmlns:w15="http://schemas.microsoft.com/office/word/2012/wordml" xmlns:w16cex="http://schemas.microsoft.com/office/word/2018/wordml/cex" xmlns:w16cid="http://schemas.microsoft.com/office/word/2016/wordml/cid" xmlns:w16="http://schemas.microsoft.com/office/word/2018/wordml" xmlns:w16du="http://schemas.microsoft.com/office/word/2023/wordml/word16du" xmlns:w16sdtdh="http://schemas.microsoft.com/office/word/2020/wordml/sdtdatahash" xmlns:w16sdtfl="http://schemas.microsoft.com/office/word/2024/wordml/sdtformatlock" xmlns:w16se="http://schemas.microsoft.com/office/word/2015/wordml/symex" xmlns:wpg="http://schemas.microsoft.com/office/word/2010/wordprocessingGroup" xmlns:wpi="http://schemas.microsoft.com/office/word/2010/wordprocessingInk" xmlns:wne="http://schemas.microsoft.com/office/word/2006/wordml" xmlns:wps="http://schemas.microsoft.com/office/word/2010/wordprocessingShape" mc:Ignorable="w14 w15 w16se w16cid w16 w16cex w16sdtdh w16sdtfl w16du wp14">
   <w:docParts>
     <w:docPart>
       <w:docPartPr>
@@ -3605,32 +4118,6 @@
               <w:rStyle w:val="PlaceholderText"/>
             </w:rPr>
             <w:t>Enter any content that you want to repeat, including other content controls. You can also insert this control around table rows in order to repeat parts of a table.</w:t>
-          </w:r>
-        </w:p>
-      </w:docPartBody>
-    </w:docPart>
-    <w:docPart>
-      <w:docPartPr>
-        <w:name w:val="79E07135E8B14FD8A2D1D52142A234D0"/>
-        <w:category>
-          <w:name w:val="General"/>
-          <w:gallery w:val="placeholder"/>
-        </w:category>
-        <w:types>
-          <w:type w:val="bbPlcHdr"/>
-        </w:types>
-        <w:behaviors>
-          <w:behavior w:val="content"/>
-        </w:behaviors>
-        <w:guid w:val="{F57925E3-EB17-4680-A7B2-72467D822EBF}"/>
-      </w:docPartPr>
-      <w:docPartBody>
-        <w:p>
-          <w:pPr>
-            <w:pStyle w:val="79E07135E8B14FD8A2D1D52142A234D0"/>
-          </w:pPr>
-          <w:r>
-            <w:t>You might want to include your GPA here and a brief summary of relevant coursework, awards, and honors.</w:t>
           </w:r>
         </w:p>
       </w:docPartBody>
@@ -3721,7 +4208,7 @@
     </w:docPart>
     <w:docPart>
       <w:docPartPr>
-        <w:name w:val="DCCC7FE6F1E84237910911F4575D98D3"/>
+        <w:name w:val="3454C4301E764C6A9827E70727E4643C"/>
         <w:category>
           <w:name w:val="General"/>
           <w:gallery w:val="placeholder"/>
@@ -3732,15 +4219,93 @@
         <w:behaviors>
           <w:behavior w:val="content"/>
         </w:behaviors>
-        <w:guid w:val="{ACE7A9A5-8A42-486B-A492-51A34802CD71}"/>
+        <w:guid w:val="{4174A425-1312-4FD8-8B9B-DEAEBA35F892}"/>
       </w:docPartPr>
       <w:docPartBody>
         <w:p>
           <w:pPr>
-            <w:pStyle w:val="DCCC7FE6F1E84237910911F4575D98D3"/>
+            <w:pStyle w:val="3454C4301E764C6A9827E70727E4643C"/>
           </w:pPr>
           <w:r>
-            <w:t>[Author]</w:t>
+            <w:t>[Professional or technical skills]</w:t>
+          </w:r>
+        </w:p>
+      </w:docPartBody>
+    </w:docPart>
+    <w:docPart>
+      <w:docPartPr>
+        <w:name w:val="E3FF8D854F6C4DDE9EBDBC3C4A11C430"/>
+        <w:category>
+          <w:name w:val="General"/>
+          <w:gallery w:val="placeholder"/>
+        </w:category>
+        <w:types>
+          <w:type w:val="bbPlcHdr"/>
+        </w:types>
+        <w:behaviors>
+          <w:behavior w:val="content"/>
+        </w:behaviors>
+        <w:guid w:val="{A881FA83-90FD-4978-BB03-334E1FE32719}"/>
+      </w:docPartPr>
+      <w:docPartBody>
+        <w:p>
+          <w:pPr>
+            <w:pStyle w:val="E3FF8D854F6C4DDE9EBDBC3C4A11C430"/>
+          </w:pPr>
+          <w:r>
+            <w:t>[Professional or technical skills]</w:t>
+          </w:r>
+        </w:p>
+      </w:docPartBody>
+    </w:docPart>
+    <w:docPart>
+      <w:docPartPr>
+        <w:name w:val="2DFC0778D5304AEF87FC8FB4665EE387"/>
+        <w:category>
+          <w:name w:val="General"/>
+          <w:gallery w:val="placeholder"/>
+        </w:category>
+        <w:types>
+          <w:type w:val="bbPlcHdr"/>
+        </w:types>
+        <w:behaviors>
+          <w:behavior w:val="content"/>
+        </w:behaviors>
+        <w:guid w:val="{6810ACC8-A840-466E-96E0-D90B91F34A9E}"/>
+      </w:docPartPr>
+      <w:docPartBody>
+        <w:p>
+          <w:pPr>
+            <w:pStyle w:val="2DFC0778D5304AEF87FC8FB4665EE387"/>
+          </w:pPr>
+          <w:r>
+            <w:t>[Professional or technical skills]</w:t>
+          </w:r>
+        </w:p>
+      </w:docPartBody>
+    </w:docPart>
+    <w:docPart>
+      <w:docPartPr>
+        <w:name w:val="7CB41FF446964BE7A155D608F429FB2A"/>
+        <w:category>
+          <w:name w:val="General"/>
+          <w:gallery w:val="placeholder"/>
+        </w:category>
+        <w:types>
+          <w:type w:val="bbPlcHdr"/>
+        </w:types>
+        <w:behaviors>
+          <w:behavior w:val="content"/>
+        </w:behaviors>
+        <w:guid w:val="{1B7CD4DF-544D-4F06-9C3E-942E2CCEF7C9}"/>
+      </w:docPartPr>
+      <w:docPartBody>
+        <w:p>
+          <w:pPr>
+            <w:pStyle w:val="7CB41FF446964BE7A155D608F429FB2A"/>
+          </w:pPr>
+          <w:r>
+            <w:t>[Professional or technical skills]</w:t>
           </w:r>
         </w:p>
       </w:docPartBody>
@@ -3750,7 +4315,7 @@
 </file>
 
 <file path=word/glossary/fontTable.xml><?xml version="1.0" encoding="utf-8"?>
-<w:fonts xmlns:mc="http://schemas.openxmlformats.org/markup-compatibility/2006" xmlns:r="http://schemas.openxmlformats.org/officeDocument/2006/relationships" xmlns:w="http://schemas.openxmlformats.org/wordprocessingml/2006/main" xmlns:w14="http://schemas.microsoft.com/office/word/2010/wordml" xmlns:w15="http://schemas.microsoft.com/office/word/2012/wordml" xmlns:w16cex="http://schemas.microsoft.com/office/word/2018/wordml/cex" xmlns:w16cid="http://schemas.microsoft.com/office/word/2016/wordml/cid" xmlns:w16="http://schemas.microsoft.com/office/word/2018/wordml" xmlns:w16sdtdh="http://schemas.microsoft.com/office/word/2020/wordml/sdtdatahash" xmlns:w16se="http://schemas.microsoft.com/office/word/2015/wordml/symex" mc:Ignorable="w14 w15 w16se w16cid w16 w16cex w16sdtdh">
+<w:fonts xmlns:mc="http://schemas.openxmlformats.org/markup-compatibility/2006" xmlns:r="http://schemas.openxmlformats.org/officeDocument/2006/relationships" xmlns:w="http://schemas.openxmlformats.org/wordprocessingml/2006/main" xmlns:w14="http://schemas.microsoft.com/office/word/2010/wordml" xmlns:w15="http://schemas.microsoft.com/office/word/2012/wordml" xmlns:w16cex="http://schemas.microsoft.com/office/word/2018/wordml/cex" xmlns:w16cid="http://schemas.microsoft.com/office/word/2016/wordml/cid" xmlns:w16="http://schemas.microsoft.com/office/word/2018/wordml" xmlns:w16du="http://schemas.microsoft.com/office/word/2023/wordml/word16du" xmlns:w16sdtdh="http://schemas.microsoft.com/office/word/2020/wordml/sdtdatahash" xmlns:w16sdtfl="http://schemas.microsoft.com/office/word/2024/wordml/sdtformatlock" xmlns:w16se="http://schemas.microsoft.com/office/word/2015/wordml/symex" mc:Ignorable="w14 w15 w16se w16cid w16 w16cex w16sdtdh w16sdtfl w16du">
   <w:font w:name="Symbol">
     <w:panose1 w:val="05050102010706020507"/>
     <w:charset w:val="02"/>
@@ -3800,18 +4365,23 @@
     <w:pitch w:val="variable"/>
     <w:sig w:usb0="E0002EFF" w:usb1="C000785B" w:usb2="00000009" w:usb3="00000000" w:csb0="000001FF" w:csb1="00000000"/>
   </w:font>
-  <w:font w:name="Calibri Light">
-    <w:panose1 w:val="020F0302020204030204"/>
+  <w:font w:name="Aptos">
     <w:charset w:val="00"/>
     <w:family w:val="swiss"/>
     <w:pitch w:val="variable"/>
-    <w:sig w:usb0="E4002EFF" w:usb1="C200247B" w:usb2="00000009" w:usb3="00000000" w:csb0="000001FF" w:csb1="00000000"/>
+    <w:sig w:usb0="20000287" w:usb1="00000003" w:usb2="00000000" w:usb3="00000000" w:csb0="0000019F" w:csb1="00000000"/>
+  </w:font>
+  <w:font w:name="Aptos Display">
+    <w:charset w:val="00"/>
+    <w:family w:val="swiss"/>
+    <w:pitch w:val="variable"/>
+    <w:sig w:usb0="20000287" w:usb1="00000003" w:usb2="00000000" w:usb3="00000000" w:csb0="0000019F" w:csb1="00000000"/>
   </w:font>
 </w:fonts>
 </file>
 
 <file path=word/glossary/settings.xml><?xml version="1.0" encoding="utf-8"?>
-<w:settings xmlns:mc="http://schemas.openxmlformats.org/markup-compatibility/2006" xmlns:o="urn:schemas-microsoft-com:office:office" xmlns:r="http://schemas.openxmlformats.org/officeDocument/2006/relationships" xmlns:m="http://schemas.openxmlformats.org/officeDocument/2006/math" xmlns:v="urn:schemas-microsoft-com:vml" xmlns:w10="urn:schemas-microsoft-com:office:word" xmlns:w="http://schemas.openxmlformats.org/wordprocessingml/2006/main" xmlns:w14="http://schemas.microsoft.com/office/word/2010/wordml" xmlns:w15="http://schemas.microsoft.com/office/word/2012/wordml" xmlns:w16cex="http://schemas.microsoft.com/office/word/2018/wordml/cex" xmlns:w16cid="http://schemas.microsoft.com/office/word/2016/wordml/cid" xmlns:w16="http://schemas.microsoft.com/office/word/2018/wordml" xmlns:w16sdtdh="http://schemas.microsoft.com/office/word/2020/wordml/sdtdatahash" xmlns:w16se="http://schemas.microsoft.com/office/word/2015/wordml/symex" xmlns:sl="http://schemas.openxmlformats.org/schemaLibrary/2006/main" mc:Ignorable="w14 w15 w16se w16cid w16 w16cex w16sdtdh">
+<w:settings xmlns:mc="http://schemas.openxmlformats.org/markup-compatibility/2006" xmlns:o="urn:schemas-microsoft-com:office:office" xmlns:r="http://schemas.openxmlformats.org/officeDocument/2006/relationships" xmlns:m="http://schemas.openxmlformats.org/officeDocument/2006/math" xmlns:v="urn:schemas-microsoft-com:vml" xmlns:w10="urn:schemas-microsoft-com:office:word" xmlns:w="http://schemas.openxmlformats.org/wordprocessingml/2006/main" xmlns:w14="http://schemas.microsoft.com/office/word/2010/wordml" xmlns:w15="http://schemas.microsoft.com/office/word/2012/wordml" xmlns:w16cex="http://schemas.microsoft.com/office/word/2018/wordml/cex" xmlns:w16cid="http://schemas.microsoft.com/office/word/2016/wordml/cid" xmlns:w16="http://schemas.microsoft.com/office/word/2018/wordml" xmlns:w16du="http://schemas.microsoft.com/office/word/2023/wordml/word16du" xmlns:w16sdtdh="http://schemas.microsoft.com/office/word/2020/wordml/sdtdatahash" xmlns:w16sdtfl="http://schemas.microsoft.com/office/word/2024/wordml/sdtformatlock" xmlns:w16se="http://schemas.microsoft.com/office/word/2015/wordml/symex" xmlns:sl="http://schemas.openxmlformats.org/schemaLibrary/2006/main" mc:Ignorable="w14 w15 w16se w16cid w16 w16cex w16sdtdh w16sdtfl w16du">
   <w:view w:val="normal"/>
   <w:defaultTabStop w:val="720"/>
   <w:characterSpacingControl w:val="doNotCompress"/>
@@ -3827,10 +4397,14 @@
   <w:rsids>
     <w:rsidRoot w:val="00573739"/>
     <w:rsid w:val="002D3ADD"/>
+    <w:rsid w:val="00383BB8"/>
+    <w:rsid w:val="003B474F"/>
     <w:rsid w:val="00457EFC"/>
+    <w:rsid w:val="004D78A4"/>
     <w:rsid w:val="00505F65"/>
     <w:rsid w:val="00573739"/>
     <w:rsid w:val="00664DE0"/>
+    <w:rsid w:val="006C49A3"/>
     <w:rsid w:val="00724A05"/>
     <w:rsid w:val="007F478A"/>
     <w:rsid w:val="008A3DB5"/>
@@ -3838,6 +4412,8 @@
     <w:rsid w:val="00A35C54"/>
     <w:rsid w:val="00AA6ABA"/>
     <w:rsid w:val="00E20F0F"/>
+    <w:rsid w:val="00E40FE9"/>
+    <w:rsid w:val="00E5220C"/>
     <w:rsid w:val="00EC5A93"/>
   </w:rsids>
   <m:mathPr>
@@ -3862,7 +4438,7 @@
 </file>
 
 <file path=word/glossary/styles.xml><?xml version="1.0" encoding="utf-8"?>
-<w:styles xmlns:mc="http://schemas.openxmlformats.org/markup-compatibility/2006" xmlns:r="http://schemas.openxmlformats.org/officeDocument/2006/relationships" xmlns:w="http://schemas.openxmlformats.org/wordprocessingml/2006/main" xmlns:w14="http://schemas.microsoft.com/office/word/2010/wordml" xmlns:w15="http://schemas.microsoft.com/office/word/2012/wordml" xmlns:w16cex="http://schemas.microsoft.com/office/word/2018/wordml/cex" xmlns:w16cid="http://schemas.microsoft.com/office/word/2016/wordml/cid" xmlns:w16="http://schemas.microsoft.com/office/word/2018/wordml" xmlns:w16sdtdh="http://schemas.microsoft.com/office/word/2020/wordml/sdtdatahash" xmlns:w16se="http://schemas.microsoft.com/office/word/2015/wordml/symex" mc:Ignorable="w14 w15 w16se w16cid w16 w16cex w16sdtdh">
+<w:styles xmlns:mc="http://schemas.openxmlformats.org/markup-compatibility/2006" xmlns:r="http://schemas.openxmlformats.org/officeDocument/2006/relationships" xmlns:w="http://schemas.openxmlformats.org/wordprocessingml/2006/main" xmlns:w14="http://schemas.microsoft.com/office/word/2010/wordml" xmlns:w15="http://schemas.microsoft.com/office/word/2012/wordml" xmlns:w16cex="http://schemas.microsoft.com/office/word/2018/wordml/cex" xmlns:w16cid="http://schemas.microsoft.com/office/word/2016/wordml/cid" xmlns:w16="http://schemas.microsoft.com/office/word/2018/wordml" xmlns:w16du="http://schemas.microsoft.com/office/word/2023/wordml/word16du" xmlns:w16sdtdh="http://schemas.microsoft.com/office/word/2020/wordml/sdtdatahash" xmlns:w16sdtfl="http://schemas.microsoft.com/office/word/2024/wordml/sdtformatlock" xmlns:w16se="http://schemas.microsoft.com/office/word/2015/wordml/symex" mc:Ignorable="w14 w15 w16se w16cid w16 w16cex w16sdtdh w16sdtfl w16du">
   <w:docDefaults>
     <w:rPrDefault>
       <w:rPr>
@@ -4295,18 +4871,26 @@
     <w:unhideWhenUsed/>
     <w:qFormat/>
     <w:rPr>
-      <w:color w:val="2F5496" w:themeColor="accent1" w:themeShade="BF"/>
-    </w:rPr>
-  </w:style>
-  <w:style w:type="paragraph" w:customStyle="1" w:styleId="01FAF0D2AED84E2C8289399B40E97F90">
-    <w:name w:val="01FAF0D2AED84E2C8289399B40E97F90"/>
+      <w:color w:val="0F4761" w:themeColor="accent1" w:themeShade="BF"/>
+    </w:rPr>
+  </w:style>
+  <w:style w:type="paragraph" w:customStyle="1" w:styleId="3454C4301E764C6A9827E70727E4643C">
+    <w:name w:val="3454C4301E764C6A9827E70727E4643C"/>
+    <w:rsid w:val="003B474F"/>
+    <w:pPr>
+      <w:spacing w:line="278" w:lineRule="auto"/>
+    </w:pPr>
+    <w:rPr>
+      <w:sz w:val="24"/>
+      <w:szCs w:val="24"/>
+    </w:rPr>
   </w:style>
   <w:style w:type="character" w:styleId="PlaceholderText">
     <w:name w:val="Placeholder Text"/>
     <w:basedOn w:val="DefaultParagraphFont"/>
     <w:uiPriority w:val="99"/>
     <w:semiHidden/>
-    <w:rsid w:val="00457EFC"/>
+    <w:rsid w:val="00383BB8"/>
     <w:rPr>
       <w:color w:val="808080"/>
     </w:rPr>
@@ -4317,8 +4901,16 @@
   <w:style w:type="paragraph" w:customStyle="1" w:styleId="DE56F80CF7544431BD79E1C95165B0AA">
     <w:name w:val="DE56F80CF7544431BD79E1C95165B0AA"/>
   </w:style>
-  <w:style w:type="paragraph" w:customStyle="1" w:styleId="79E07135E8B14FD8A2D1D52142A234D0">
-    <w:name w:val="79E07135E8B14FD8A2D1D52142A234D0"/>
+  <w:style w:type="paragraph" w:customStyle="1" w:styleId="0CF312793FDE4A858C859F7998D7662E">
+    <w:name w:val="0CF312793FDE4A858C859F7998D7662E"/>
+    <w:rsid w:val="00383BB8"/>
+    <w:pPr>
+      <w:spacing w:line="278" w:lineRule="auto"/>
+    </w:pPr>
+    <w:rPr>
+      <w:sz w:val="24"/>
+      <w:szCs w:val="24"/>
+    </w:rPr>
   </w:style>
   <w:style w:type="paragraph" w:customStyle="1" w:styleId="1658885AC05142E69C4DCC2FA2027847">
     <w:name w:val="1658885AC05142E69C4DCC2FA2027847"/>
@@ -4337,87 +4929,330 @@
     <w:name w:val="19ED5D7439AF41D894FEAC2068C43839"/>
     <w:rsid w:val="00573739"/>
   </w:style>
-  <w:style w:type="paragraph" w:customStyle="1" w:styleId="640F3D609C8C45A68592E5057A8B8758">
-    <w:name w:val="640F3D609C8C45A68592E5057A8B8758"/>
-    <w:rsid w:val="00573739"/>
-  </w:style>
-  <w:style w:type="paragraph" w:customStyle="1" w:styleId="A08F3E2516D3476B9D0A2DBEAC92D442">
-    <w:name w:val="A08F3E2516D3476B9D0A2DBEAC92D442"/>
-    <w:rsid w:val="00457EFC"/>
-    <w:rPr>
-      <w:kern w:val="0"/>
-      <w:lang w:val="en-GB" w:eastAsia="en-GB"/>
-      <w14:ligatures w14:val="none"/>
-    </w:rPr>
-  </w:style>
-  <w:style w:type="paragraph" w:customStyle="1" w:styleId="258001315AEA45B4A745066DE89D250E">
-    <w:name w:val="258001315AEA45B4A745066DE89D250E"/>
-    <w:rsid w:val="00457EFC"/>
-    <w:rPr>
-      <w:kern w:val="0"/>
-      <w:lang w:val="en-GB" w:eastAsia="en-GB"/>
-      <w14:ligatures w14:val="none"/>
-    </w:rPr>
-  </w:style>
-  <w:style w:type="paragraph" w:customStyle="1" w:styleId="B7D57F5B6DF14FABB38120C9B4E82038">
-    <w:name w:val="B7D57F5B6DF14FABB38120C9B4E82038"/>
-    <w:rsid w:val="00457EFC"/>
-    <w:rPr>
-      <w:kern w:val="0"/>
-      <w:lang w:val="en-GB" w:eastAsia="en-GB"/>
-      <w14:ligatures w14:val="none"/>
-    </w:rPr>
-  </w:style>
-  <w:style w:type="paragraph" w:customStyle="1" w:styleId="575C220D0598481FAA4F51E5CA073D81">
-    <w:name w:val="575C220D0598481FAA4F51E5CA073D81"/>
-    <w:rsid w:val="00457EFC"/>
-    <w:rPr>
-      <w:kern w:val="0"/>
-      <w:lang w:val="en-GB" w:eastAsia="en-GB"/>
-      <w14:ligatures w14:val="none"/>
-    </w:rPr>
-  </w:style>
-  <w:style w:type="paragraph" w:customStyle="1" w:styleId="A4434342DE80448FAA28A3753D05C333">
-    <w:name w:val="A4434342DE80448FAA28A3753D05C333"/>
-    <w:rsid w:val="00457EFC"/>
-    <w:rPr>
-      <w:kern w:val="0"/>
-      <w:lang w:val="en-GB" w:eastAsia="en-GB"/>
-      <w14:ligatures w14:val="none"/>
-    </w:rPr>
-  </w:style>
-  <w:style w:type="paragraph" w:customStyle="1" w:styleId="9C7872B708C7435589D456C972D99A0E">
-    <w:name w:val="9C7872B708C7435589D456C972D99A0E"/>
-    <w:rsid w:val="00457EFC"/>
-    <w:rPr>
-      <w:kern w:val="0"/>
-      <w:lang w:val="en-GB" w:eastAsia="en-GB"/>
-      <w14:ligatures w14:val="none"/>
-    </w:rPr>
-  </w:style>
-  <w:style w:type="paragraph" w:customStyle="1" w:styleId="DCCC7FE6F1E84237910911F4575D98D3">
-    <w:name w:val="DCCC7FE6F1E84237910911F4575D98D3"/>
-    <w:rsid w:val="00457EFC"/>
-    <w:rPr>
-      <w:kern w:val="0"/>
-      <w:lang w:val="en-GB" w:eastAsia="en-GB"/>
-      <w14:ligatures w14:val="none"/>
-    </w:rPr>
-  </w:style>
-  <w:style w:type="paragraph" w:customStyle="1" w:styleId="73A969F8A851428BAD3F00246E8D3B44">
-    <w:name w:val="73A969F8A851428BAD3F00246E8D3B44"/>
-    <w:rsid w:val="00457EFC"/>
-    <w:rPr>
-      <w:kern w:val="0"/>
-      <w:lang w:val="en-GB" w:eastAsia="en-GB"/>
-      <w14:ligatures w14:val="none"/>
+  <w:style w:type="paragraph" w:customStyle="1" w:styleId="E3FF8D854F6C4DDE9EBDBC3C4A11C430">
+    <w:name w:val="E3FF8D854F6C4DDE9EBDBC3C4A11C430"/>
+    <w:rsid w:val="003B474F"/>
+    <w:pPr>
+      <w:spacing w:line="278" w:lineRule="auto"/>
+    </w:pPr>
+    <w:rPr>
+      <w:sz w:val="24"/>
+      <w:szCs w:val="24"/>
+    </w:rPr>
+  </w:style>
+  <w:style w:type="paragraph" w:customStyle="1" w:styleId="2DFC0778D5304AEF87FC8FB4665EE387">
+    <w:name w:val="2DFC0778D5304AEF87FC8FB4665EE387"/>
+    <w:rsid w:val="003B474F"/>
+    <w:pPr>
+      <w:spacing w:line="278" w:lineRule="auto"/>
+    </w:pPr>
+    <w:rPr>
+      <w:sz w:val="24"/>
+      <w:szCs w:val="24"/>
+    </w:rPr>
+  </w:style>
+  <w:style w:type="paragraph" w:customStyle="1" w:styleId="7CB41FF446964BE7A155D608F429FB2A">
+    <w:name w:val="7CB41FF446964BE7A155D608F429FB2A"/>
+    <w:rsid w:val="003B474F"/>
+    <w:pPr>
+      <w:spacing w:line="278" w:lineRule="auto"/>
+    </w:pPr>
+    <w:rPr>
+      <w:sz w:val="24"/>
+      <w:szCs w:val="24"/>
+    </w:rPr>
+  </w:style>
+  <w:style w:type="paragraph" w:customStyle="1" w:styleId="11A903B5DEFA455B90BDFBA04C0AA844">
+    <w:name w:val="11A903B5DEFA455B90BDFBA04C0AA844"/>
+    <w:rsid w:val="00383BB8"/>
+    <w:pPr>
+      <w:spacing w:line="278" w:lineRule="auto"/>
+    </w:pPr>
+    <w:rPr>
+      <w:sz w:val="24"/>
+      <w:szCs w:val="24"/>
+    </w:rPr>
+  </w:style>
+  <w:style w:type="paragraph" w:customStyle="1" w:styleId="A15194BED4D7443CA4A239EC225FE086">
+    <w:name w:val="A15194BED4D7443CA4A239EC225FE086"/>
+    <w:rsid w:val="00383BB8"/>
+    <w:pPr>
+      <w:spacing w:line="278" w:lineRule="auto"/>
+    </w:pPr>
+    <w:rPr>
+      <w:sz w:val="24"/>
+      <w:szCs w:val="24"/>
+    </w:rPr>
+  </w:style>
+  <w:style w:type="paragraph" w:customStyle="1" w:styleId="4D2F0D7770DD4E918C61BDEBAA8F5920">
+    <w:name w:val="4D2F0D7770DD4E918C61BDEBAA8F5920"/>
+    <w:rsid w:val="00383BB8"/>
+    <w:pPr>
+      <w:spacing w:line="278" w:lineRule="auto"/>
+    </w:pPr>
+    <w:rPr>
+      <w:sz w:val="24"/>
+      <w:szCs w:val="24"/>
+    </w:rPr>
+  </w:style>
+  <w:style w:type="paragraph" w:customStyle="1" w:styleId="E1809197620E44A78F0F6750A28F4937">
+    <w:name w:val="E1809197620E44A78F0F6750A28F4937"/>
+    <w:rsid w:val="00383BB8"/>
+    <w:pPr>
+      <w:spacing w:line="278" w:lineRule="auto"/>
+    </w:pPr>
+    <w:rPr>
+      <w:sz w:val="24"/>
+      <w:szCs w:val="24"/>
+    </w:rPr>
+  </w:style>
+  <w:style w:type="paragraph" w:customStyle="1" w:styleId="361D47ED5DD747ECB5E03275259F369F">
+    <w:name w:val="361D47ED5DD747ECB5E03275259F369F"/>
+    <w:rsid w:val="00383BB8"/>
+    <w:pPr>
+      <w:spacing w:line="278" w:lineRule="auto"/>
+    </w:pPr>
+    <w:rPr>
+      <w:sz w:val="24"/>
+      <w:szCs w:val="24"/>
+    </w:rPr>
+  </w:style>
+  <w:style w:type="paragraph" w:customStyle="1" w:styleId="44B68C6BF2A74668A4A7F9B6135C6EB0">
+    <w:name w:val="44B68C6BF2A74668A4A7F9B6135C6EB0"/>
+    <w:rsid w:val="00383BB8"/>
+    <w:pPr>
+      <w:spacing w:line="278" w:lineRule="auto"/>
+    </w:pPr>
+    <w:rPr>
+      <w:sz w:val="24"/>
+      <w:szCs w:val="24"/>
+    </w:rPr>
+  </w:style>
+  <w:style w:type="paragraph" w:customStyle="1" w:styleId="74CB38F11ABA4C43BD8147B0E5868619">
+    <w:name w:val="74CB38F11ABA4C43BD8147B0E5868619"/>
+    <w:rsid w:val="00383BB8"/>
+    <w:pPr>
+      <w:spacing w:line="278" w:lineRule="auto"/>
+    </w:pPr>
+    <w:rPr>
+      <w:sz w:val="24"/>
+      <w:szCs w:val="24"/>
+    </w:rPr>
+  </w:style>
+  <w:style w:type="paragraph" w:customStyle="1" w:styleId="EFC5F377D0474153820529637C1156E4">
+    <w:name w:val="EFC5F377D0474153820529637C1156E4"/>
+    <w:rsid w:val="00383BB8"/>
+    <w:pPr>
+      <w:spacing w:line="278" w:lineRule="auto"/>
+    </w:pPr>
+    <w:rPr>
+      <w:sz w:val="24"/>
+      <w:szCs w:val="24"/>
+    </w:rPr>
+  </w:style>
+  <w:style w:type="paragraph" w:customStyle="1" w:styleId="6406FC744AD84F89B90D3D3BA028B3FC">
+    <w:name w:val="6406FC744AD84F89B90D3D3BA028B3FC"/>
+    <w:rsid w:val="00383BB8"/>
+    <w:pPr>
+      <w:spacing w:line="278" w:lineRule="auto"/>
+    </w:pPr>
+    <w:rPr>
+      <w:sz w:val="24"/>
+      <w:szCs w:val="24"/>
+    </w:rPr>
+  </w:style>
+  <w:style w:type="paragraph" w:customStyle="1" w:styleId="B18542147EE645BA95299022492E52BE">
+    <w:name w:val="B18542147EE645BA95299022492E52BE"/>
+    <w:rsid w:val="00383BB8"/>
+    <w:pPr>
+      <w:spacing w:line="278" w:lineRule="auto"/>
+    </w:pPr>
+    <w:rPr>
+      <w:sz w:val="24"/>
+      <w:szCs w:val="24"/>
+    </w:rPr>
+  </w:style>
+  <w:style w:type="paragraph" w:customStyle="1" w:styleId="918F43014B99445FA4EEACFA7D3E7B26">
+    <w:name w:val="918F43014B99445FA4EEACFA7D3E7B26"/>
+    <w:rsid w:val="00383BB8"/>
+    <w:pPr>
+      <w:spacing w:line="278" w:lineRule="auto"/>
+    </w:pPr>
+    <w:rPr>
+      <w:sz w:val="24"/>
+      <w:szCs w:val="24"/>
+    </w:rPr>
+  </w:style>
+  <w:style w:type="paragraph" w:customStyle="1" w:styleId="3A1B59E18DF14973ACCCCC8523062861">
+    <w:name w:val="3A1B59E18DF14973ACCCCC8523062861"/>
+    <w:rsid w:val="00383BB8"/>
+    <w:pPr>
+      <w:spacing w:line="278" w:lineRule="auto"/>
+    </w:pPr>
+    <w:rPr>
+      <w:sz w:val="24"/>
+      <w:szCs w:val="24"/>
+    </w:rPr>
+  </w:style>
+  <w:style w:type="paragraph" w:customStyle="1" w:styleId="BAF9A267683F4D3DB0EAFCEDC5A937A1">
+    <w:name w:val="BAF9A267683F4D3DB0EAFCEDC5A937A1"/>
+    <w:rsid w:val="00383BB8"/>
+    <w:pPr>
+      <w:spacing w:line="278" w:lineRule="auto"/>
+    </w:pPr>
+    <w:rPr>
+      <w:sz w:val="24"/>
+      <w:szCs w:val="24"/>
+    </w:rPr>
+  </w:style>
+  <w:style w:type="paragraph" w:customStyle="1" w:styleId="D6F95C0081E94E77B3F61C29186F717C">
+    <w:name w:val="D6F95C0081E94E77B3F61C29186F717C"/>
+    <w:rsid w:val="00383BB8"/>
+    <w:pPr>
+      <w:spacing w:line="278" w:lineRule="auto"/>
+    </w:pPr>
+    <w:rPr>
+      <w:sz w:val="24"/>
+      <w:szCs w:val="24"/>
+    </w:rPr>
+  </w:style>
+  <w:style w:type="paragraph" w:customStyle="1" w:styleId="C825086A68D042459E79A6117A343C09">
+    <w:name w:val="C825086A68D042459E79A6117A343C09"/>
+    <w:rsid w:val="00383BB8"/>
+    <w:pPr>
+      <w:spacing w:line="278" w:lineRule="auto"/>
+    </w:pPr>
+    <w:rPr>
+      <w:sz w:val="24"/>
+      <w:szCs w:val="24"/>
+    </w:rPr>
+  </w:style>
+  <w:style w:type="paragraph" w:customStyle="1" w:styleId="F4D906B5532E4155AA71A2F404C5BA48">
+    <w:name w:val="F4D906B5532E4155AA71A2F404C5BA48"/>
+    <w:rsid w:val="00383BB8"/>
+    <w:pPr>
+      <w:spacing w:line="278" w:lineRule="auto"/>
+    </w:pPr>
+    <w:rPr>
+      <w:sz w:val="24"/>
+      <w:szCs w:val="24"/>
+    </w:rPr>
+  </w:style>
+  <w:style w:type="paragraph" w:customStyle="1" w:styleId="04A60B8B5A6B4FC393F67B52DF583898">
+    <w:name w:val="04A60B8B5A6B4FC393F67B52DF583898"/>
+    <w:rsid w:val="00383BB8"/>
+    <w:pPr>
+      <w:spacing w:line="278" w:lineRule="auto"/>
+    </w:pPr>
+    <w:rPr>
+      <w:sz w:val="24"/>
+      <w:szCs w:val="24"/>
+    </w:rPr>
+  </w:style>
+  <w:style w:type="paragraph" w:customStyle="1" w:styleId="1381C82A80DB494C808AA41DFB428115">
+    <w:name w:val="1381C82A80DB494C808AA41DFB428115"/>
+    <w:rsid w:val="00383BB8"/>
+    <w:pPr>
+      <w:spacing w:line="278" w:lineRule="auto"/>
+    </w:pPr>
+    <w:rPr>
+      <w:sz w:val="24"/>
+      <w:szCs w:val="24"/>
+    </w:rPr>
+  </w:style>
+  <w:style w:type="paragraph" w:customStyle="1" w:styleId="0F37B65E5B8F462180F2DB5C6E0159EA">
+    <w:name w:val="0F37B65E5B8F462180F2DB5C6E0159EA"/>
+    <w:rsid w:val="00383BB8"/>
+    <w:pPr>
+      <w:spacing w:line="278" w:lineRule="auto"/>
+    </w:pPr>
+    <w:rPr>
+      <w:sz w:val="24"/>
+      <w:szCs w:val="24"/>
+    </w:rPr>
+  </w:style>
+  <w:style w:type="paragraph" w:customStyle="1" w:styleId="1F1C8F90F3D54617891AD44F6D186A90">
+    <w:name w:val="1F1C8F90F3D54617891AD44F6D186A90"/>
+    <w:rsid w:val="00383BB8"/>
+    <w:pPr>
+      <w:spacing w:line="278" w:lineRule="auto"/>
+    </w:pPr>
+    <w:rPr>
+      <w:sz w:val="24"/>
+      <w:szCs w:val="24"/>
+    </w:rPr>
+  </w:style>
+  <w:style w:type="paragraph" w:customStyle="1" w:styleId="AE8D5504BD4A4CC2944CEF5C07D07A4A">
+    <w:name w:val="AE8D5504BD4A4CC2944CEF5C07D07A4A"/>
+    <w:rsid w:val="00383BB8"/>
+    <w:pPr>
+      <w:spacing w:line="278" w:lineRule="auto"/>
+    </w:pPr>
+    <w:rPr>
+      <w:sz w:val="24"/>
+      <w:szCs w:val="24"/>
+    </w:rPr>
+  </w:style>
+  <w:style w:type="paragraph" w:customStyle="1" w:styleId="8A368018722C4B2E812B6297946E2DE1">
+    <w:name w:val="8A368018722C4B2E812B6297946E2DE1"/>
+    <w:rsid w:val="00383BB8"/>
+    <w:pPr>
+      <w:spacing w:line="278" w:lineRule="auto"/>
+    </w:pPr>
+    <w:rPr>
+      <w:sz w:val="24"/>
+      <w:szCs w:val="24"/>
+    </w:rPr>
+  </w:style>
+  <w:style w:type="paragraph" w:customStyle="1" w:styleId="26DB694D65A64AC8AF610E8CC2690A67">
+    <w:name w:val="26DB694D65A64AC8AF610E8CC2690A67"/>
+    <w:rsid w:val="00383BB8"/>
+    <w:pPr>
+      <w:spacing w:line="278" w:lineRule="auto"/>
+    </w:pPr>
+    <w:rPr>
+      <w:sz w:val="24"/>
+      <w:szCs w:val="24"/>
+    </w:rPr>
+  </w:style>
+  <w:style w:type="paragraph" w:customStyle="1" w:styleId="D8C9893FDFE14AD3BC8D643DEA0C71B7">
+    <w:name w:val="D8C9893FDFE14AD3BC8D643DEA0C71B7"/>
+    <w:rsid w:val="00383BB8"/>
+    <w:pPr>
+      <w:spacing w:line="278" w:lineRule="auto"/>
+    </w:pPr>
+    <w:rPr>
+      <w:sz w:val="24"/>
+      <w:szCs w:val="24"/>
+    </w:rPr>
+  </w:style>
+  <w:style w:type="paragraph" w:customStyle="1" w:styleId="2D7D10625AC74E4F8DD4B143D291A0C0">
+    <w:name w:val="2D7D10625AC74E4F8DD4B143D291A0C0"/>
+    <w:rsid w:val="00383BB8"/>
+    <w:pPr>
+      <w:spacing w:line="278" w:lineRule="auto"/>
+    </w:pPr>
+    <w:rPr>
+      <w:sz w:val="24"/>
+      <w:szCs w:val="24"/>
+    </w:rPr>
+  </w:style>
+  <w:style w:type="paragraph" w:customStyle="1" w:styleId="B3083F0A78134FE48DA96272021FBF9F">
+    <w:name w:val="B3083F0A78134FE48DA96272021FBF9F"/>
+    <w:rsid w:val="00383BB8"/>
+    <w:pPr>
+      <w:spacing w:line="278" w:lineRule="auto"/>
+    </w:pPr>
+    <w:rPr>
+      <w:sz w:val="24"/>
+      <w:szCs w:val="24"/>
     </w:rPr>
   </w:style>
 </w:styles>
 </file>
 
 <file path=word/glossary/webSettings.xml><?xml version="1.0" encoding="utf-8"?>
-<w:webSettings xmlns:mc="http://schemas.openxmlformats.org/markup-compatibility/2006" xmlns:r="http://schemas.openxmlformats.org/officeDocument/2006/relationships" xmlns:w="http://schemas.openxmlformats.org/wordprocessingml/2006/main" xmlns:w14="http://schemas.microsoft.com/office/word/2010/wordml" xmlns:w15="http://schemas.microsoft.com/office/word/2012/wordml" xmlns:w16cex="http://schemas.microsoft.com/office/word/2018/wordml/cex" xmlns:w16cid="http://schemas.microsoft.com/office/word/2016/wordml/cid" xmlns:w16="http://schemas.microsoft.com/office/word/2018/wordml" xmlns:w16sdtdh="http://schemas.microsoft.com/office/word/2020/wordml/sdtdatahash" xmlns:w16se="http://schemas.microsoft.com/office/word/2015/wordml/symex" mc:Ignorable="w14 w15 w16se w16cid w16 w16cex w16sdtdh">
+<w:webSettings xmlns:mc="http://schemas.openxmlformats.org/markup-compatibility/2006" xmlns:r="http://schemas.openxmlformats.org/officeDocument/2006/relationships" xmlns:w="http://schemas.openxmlformats.org/wordprocessingml/2006/main" xmlns:w14="http://schemas.microsoft.com/office/word/2010/wordml" xmlns:w15="http://schemas.microsoft.com/office/word/2012/wordml" xmlns:w16cex="http://schemas.microsoft.com/office/word/2018/wordml/cex" xmlns:w16cid="http://schemas.microsoft.com/office/word/2016/wordml/cid" xmlns:w16="http://schemas.microsoft.com/office/word/2018/wordml" xmlns:w16du="http://schemas.microsoft.com/office/word/2023/wordml/word16du" xmlns:w16sdtdh="http://schemas.microsoft.com/office/word/2020/wordml/sdtdatahash" xmlns:w16sdtfl="http://schemas.microsoft.com/office/word/2024/wordml/sdtformatlock" xmlns:w16se="http://schemas.microsoft.com/office/word/2015/wordml/symex" mc:Ignorable="w14 w15 w16se w16cid w16 w16cex w16sdtdh w16sdtfl w16du">
   <w:optimizeForBrowser/>
   <w:allowPNG/>
 </w:webSettings>
